--- a/Практика/День 8/Отчет.docx
+++ b/Практика/День 8/Отчет.docx
@@ -1575,7 +1575,6 @@
           <w:color w:val="0F1115"/>
           <w:sz w:val="28"/>
           <w:szCs w:val="28"/>
-          <w:lang w:val="en-US"/>
         </w:rPr>
         <w:t xml:space="preserve">, </w:t>
       </w:r>
@@ -1646,6 +1645,20 @@
           <w:szCs w:val="32"/>
         </w:rPr>
         <w:t>Техническое обеспечение</w:t>
+      </w:r>
+    </w:p>
+    <w:p>
+      <w:pPr>
+        <w:ind w:firstLine="360"/>
+      </w:pPr>
+      <w:r>
+        <w:t>Т</w:t>
+      </w:r>
+      <w:r>
+        <w:t xml:space="preserve">аблице 1 </w:t>
+      </w:r>
+      <w:r>
+        <w:t>– Конфигурация ПК</w:t>
       </w:r>
     </w:p>
     <w:tbl>
@@ -1855,28 +1868,51 @@
                 <w:lang w:val="en-US"/>
               </w:rPr>
             </w:pPr>
+            <w:proofErr w:type="spellStart"/>
             <w:r>
               <w:rPr>
                 <w:color w:val="0F1115"/>
                 <w:lang w:val="en-US"/>
               </w:rPr>
-              <w:t xml:space="preserve">Intel(R) </w:t>
-            </w:r>
-            <w:proofErr w:type="gramStart"/>
+              <w:t>Intel</w:t>
+            </w:r>
             <w:r>
               <w:rPr>
                 <w:color w:val="0F1115"/>
                 <w:lang w:val="en-US"/>
               </w:rPr>
-              <w:t>Core(</w:t>
-            </w:r>
-            <w:proofErr w:type="gramEnd"/>
+              <w:t>I</w:t>
+            </w:r>
+            <w:proofErr w:type="spellEnd"/>
             <w:r>
               <w:rPr>
                 <w:color w:val="0F1115"/>
                 <w:lang w:val="en-US"/>
               </w:rPr>
-              <w:t xml:space="preserve">TM) i3-7100 CPU @ 3.90 GHz (2 </w:t>
+              <w:t xml:space="preserve"> </w:t>
+            </w:r>
+            <w:proofErr w:type="spellStart"/>
+            <w:r>
+              <w:rPr>
+                <w:color w:val="0F1115"/>
+                <w:lang w:val="en-US"/>
+              </w:rPr>
+              <w:t>Core</w:t>
+            </w:r>
+            <w:r>
+              <w:rPr>
+                <w:color w:val="0F1115"/>
+                <w:lang w:val="en-US"/>
+              </w:rPr>
+              <w:t>I</w:t>
+            </w:r>
+            <w:proofErr w:type="spellEnd"/>
+            <w:r>
+              <w:rPr>
+                <w:color w:val="0F1115"/>
+                <w:lang w:val="en-US"/>
+              </w:rPr>
+              <w:t xml:space="preserve"> i3-7100 CPU @ 3.90 GHz (2 </w:t>
             </w:r>
             <w:r>
               <w:rPr>
@@ -2022,7 +2058,19 @@
               <w:rPr>
                 <w:color w:val="0F1115"/>
               </w:rPr>
-              <w:t>Intel(R) HD Graphics 630 (128 МБ выделенной памяти)</w:t>
+              <w:t>Intel</w:t>
+            </w:r>
+            <w:r>
+              <w:rPr>
+                <w:color w:val="0F1115"/>
+              </w:rPr>
+              <w:t>®</w:t>
+            </w:r>
+            <w:r>
+              <w:rPr>
+                <w:color w:val="0F1115"/>
+              </w:rPr>
+              <w:t xml:space="preserve"> HD Graphics 630 (128 МБ выделенной памяти)</w:t>
             </w:r>
           </w:p>
         </w:tc>
@@ -2332,7 +2380,11 @@
         </w:tc>
       </w:tr>
     </w:tbl>
-    <w:p/>
+    <w:p>
+      <w:pPr>
+        <w:jc w:val="center"/>
+      </w:pPr>
+    </w:p>
     <w:p>
       <w:pPr>
         <w:pStyle w:val="a5"/>
@@ -2356,6 +2408,15 @@
           <w:szCs w:val="28"/>
         </w:rPr>
         <w:t>Периферийное оборудование</w:t>
+      </w:r>
+    </w:p>
+    <w:p>
+      <w:pPr>
+        <w:spacing w:after="160" w:line="259" w:lineRule="auto"/>
+        <w:ind w:firstLine="360"/>
+      </w:pPr>
+      <w:r>
+        <w:t>Таблица 2 – Список периферийных устройств и их количество</w:t>
       </w:r>
     </w:p>
     <w:tbl>
@@ -2899,6 +2960,14 @@
         <w:t>Программное обеспечение</w:t>
       </w:r>
     </w:p>
+    <w:p>
+      <w:pPr>
+        <w:ind w:firstLine="360"/>
+      </w:pPr>
+      <w:r>
+        <w:t>Таблица 3 – Перечисление наименование и назначение ПО</w:t>
+      </w:r>
+    </w:p>
     <w:tbl>
       <w:tblPr>
         <w:tblW w:w="10064" w:type="dxa"/>
@@ -3455,6 +3524,14 @@
           <w:szCs w:val="32"/>
         </w:rPr>
         <w:t>Программное обеспечение (установлено на виртуальную машину)</w:t>
+      </w:r>
+    </w:p>
+    <w:p>
+      <w:pPr>
+        <w:ind w:left="360"/>
+      </w:pPr>
+      <w:r>
+        <w:t xml:space="preserve">Таблица 4 – ПО установленное на виртуальной машине </w:t>
       </w:r>
     </w:p>
     <w:tbl>
@@ -4118,280 +4195,70 @@
     <w:p/>
     <w:p>
       <w:pPr>
-        <w:pStyle w:val="3"/>
-        <w:numPr>
-          <w:ilvl w:val="0"/>
-          <w:numId w:val="20"/>
-        </w:numPr>
-        <w:shd w:val="clear" w:color="auto" w:fill="FFFFFF"/>
-        <w:spacing w:before="480" w:after="240" w:line="450" w:lineRule="atLeast"/>
-        <w:rPr>
-          <w:rFonts w:ascii="Times New Roman" w:hAnsi="Times New Roman" w:cs="Times New Roman"/>
+        <w:spacing w:after="160" w:line="259" w:lineRule="auto"/>
+        <w:rPr>
           <w:b/>
           <w:bCs/>
-          <w:color w:val="0F1115"/>
-          <w:sz w:val="32"/>
-          <w:szCs w:val="32"/>
-        </w:rPr>
-      </w:pPr>
-      <w:r>
-        <w:rPr>
-          <w:rFonts w:ascii="Times New Roman" w:hAnsi="Times New Roman" w:cs="Times New Roman"/>
+          <w:sz w:val="28"/>
+          <w:szCs w:val="28"/>
+        </w:rPr>
+      </w:pPr>
+    </w:p>
+    <w:p>
+      <w:pPr>
+        <w:spacing w:after="160" w:line="259" w:lineRule="auto"/>
+        <w:rPr>
           <w:b/>
           <w:bCs/>
-          <w:color w:val="0F1115"/>
-          <w:sz w:val="32"/>
-          <w:szCs w:val="32"/>
-        </w:rPr>
-        <w:t>Сетевая инфраструктура колледжа</w:t>
-      </w:r>
-    </w:p>
-    <w:tbl>
-      <w:tblPr>
-        <w:tblW w:w="10064" w:type="dxa"/>
-        <w:tblInd w:w="289" w:type="dxa"/>
-        <w:tblBorders>
-          <w:top w:val="single" w:sz="4" w:space="0" w:color="auto"/>
-          <w:left w:val="single" w:sz="4" w:space="0" w:color="auto"/>
-          <w:bottom w:val="single" w:sz="4" w:space="0" w:color="auto"/>
-          <w:right w:val="single" w:sz="4" w:space="0" w:color="auto"/>
-          <w:insideH w:val="single" w:sz="4" w:space="0" w:color="auto"/>
-          <w:insideV w:val="single" w:sz="4" w:space="0" w:color="auto"/>
-        </w:tblBorders>
-        <w:shd w:val="clear" w:color="auto" w:fill="FFFFFF"/>
-        <w:tblCellMar>
-          <w:top w:w="15" w:type="dxa"/>
-          <w:left w:w="15" w:type="dxa"/>
-          <w:bottom w:w="15" w:type="dxa"/>
-          <w:right w:w="15" w:type="dxa"/>
-        </w:tblCellMar>
-        <w:tblLook w:val="04A0" w:firstRow="1" w:lastRow="0" w:firstColumn="1" w:lastColumn="0" w:noHBand="0" w:noVBand="1"/>
-      </w:tblPr>
-      <w:tblGrid>
-        <w:gridCol w:w="4060"/>
-        <w:gridCol w:w="6004"/>
-      </w:tblGrid>
-      <w:tr>
-        <w:tc>
-          <w:tcPr>
-            <w:tcW w:w="4060" w:type="dxa"/>
-            <w:shd w:val="clear" w:color="auto" w:fill="FFFFFF"/>
-            <w:tcMar>
-              <w:top w:w="150" w:type="dxa"/>
-              <w:left w:w="0" w:type="dxa"/>
-              <w:bottom w:w="150" w:type="dxa"/>
-              <w:right w:w="240" w:type="dxa"/>
-            </w:tcMar>
-            <w:vAlign w:val="center"/>
-            <w:hideMark/>
-          </w:tcPr>
-          <w:p>
-            <w:pPr>
-              <w:spacing w:line="375" w:lineRule="atLeast"/>
-              <w:rPr>
-                <w:color w:val="0F1115"/>
-              </w:rPr>
-            </w:pPr>
-            <w:r>
-              <w:rPr>
-                <w:b/>
-                <w:bCs/>
-                <w:color w:val="0F1115"/>
-              </w:rPr>
-              <w:t xml:space="preserve">Локальная сеть (Ethernet / </w:t>
-            </w:r>
-            <w:proofErr w:type="spellStart"/>
-            <w:r>
-              <w:rPr>
-                <w:b/>
-                <w:bCs/>
-                <w:color w:val="0F1115"/>
-              </w:rPr>
-              <w:t>Wi</w:t>
-            </w:r>
-            <w:proofErr w:type="spellEnd"/>
-            <w:r>
-              <w:rPr>
-                <w:b/>
-                <w:bCs/>
-                <w:color w:val="0F1115"/>
-              </w:rPr>
-              <w:t>-Fi)</w:t>
-            </w:r>
-          </w:p>
-        </w:tc>
-        <w:tc>
-          <w:tcPr>
-            <w:tcW w:w="6004" w:type="dxa"/>
-            <w:shd w:val="clear" w:color="auto" w:fill="FFFFFF"/>
-            <w:tcMar>
-              <w:top w:w="150" w:type="dxa"/>
-              <w:left w:w="240" w:type="dxa"/>
-              <w:bottom w:w="150" w:type="dxa"/>
-              <w:right w:w="0" w:type="dxa"/>
-            </w:tcMar>
-            <w:vAlign w:val="center"/>
-            <w:hideMark/>
-          </w:tcPr>
-          <w:p>
-            <w:pPr>
-              <w:spacing w:line="375" w:lineRule="atLeast"/>
-              <w:rPr>
-                <w:color w:val="0F1115"/>
-              </w:rPr>
-            </w:pPr>
-            <w:r>
-              <w:rPr>
-                <w:color w:val="0F1115"/>
-              </w:rPr>
-              <w:t>Доступ ПК к интернету и ресурсам</w:t>
-            </w:r>
-          </w:p>
-        </w:tc>
-      </w:tr>
-      <w:tr>
-        <w:tc>
-          <w:tcPr>
-            <w:tcW w:w="4060" w:type="dxa"/>
-            <w:shd w:val="clear" w:color="auto" w:fill="FFFFFF"/>
-            <w:tcMar>
-              <w:top w:w="150" w:type="dxa"/>
-              <w:left w:w="0" w:type="dxa"/>
-              <w:bottom w:w="150" w:type="dxa"/>
-              <w:right w:w="240" w:type="dxa"/>
-            </w:tcMar>
-            <w:vAlign w:val="center"/>
-            <w:hideMark/>
-          </w:tcPr>
-          <w:p>
-            <w:pPr>
-              <w:spacing w:line="375" w:lineRule="atLeast"/>
-              <w:rPr>
-                <w:color w:val="0F1115"/>
-              </w:rPr>
-            </w:pPr>
-            <w:r>
-              <w:rPr>
-                <w:b/>
-                <w:bCs/>
-                <w:color w:val="0F1115"/>
-              </w:rPr>
-              <w:t>Маршрутизатор / коммутатор</w:t>
-            </w:r>
-          </w:p>
-        </w:tc>
-        <w:tc>
-          <w:tcPr>
-            <w:tcW w:w="6004" w:type="dxa"/>
-            <w:shd w:val="clear" w:color="auto" w:fill="FFFFFF"/>
-            <w:tcMar>
-              <w:top w:w="150" w:type="dxa"/>
-              <w:left w:w="240" w:type="dxa"/>
-              <w:bottom w:w="150" w:type="dxa"/>
-              <w:right w:w="0" w:type="dxa"/>
-            </w:tcMar>
-            <w:vAlign w:val="center"/>
-            <w:hideMark/>
-          </w:tcPr>
-          <w:p>
-            <w:pPr>
-              <w:spacing w:line="375" w:lineRule="atLeast"/>
-              <w:rPr>
-                <w:color w:val="0F1115"/>
-              </w:rPr>
-            </w:pPr>
-            <w:r>
-              <w:rPr>
-                <w:color w:val="0F1115"/>
-              </w:rPr>
-              <w:t>Раздача IP-адресов (DHCP)</w:t>
-            </w:r>
-          </w:p>
-        </w:tc>
-      </w:tr>
-      <w:tr>
-        <w:tc>
-          <w:tcPr>
-            <w:tcW w:w="4060" w:type="dxa"/>
-            <w:shd w:val="clear" w:color="auto" w:fill="FFFFFF"/>
-            <w:tcMar>
-              <w:top w:w="150" w:type="dxa"/>
-              <w:left w:w="0" w:type="dxa"/>
-              <w:bottom w:w="150" w:type="dxa"/>
-              <w:right w:w="240" w:type="dxa"/>
-            </w:tcMar>
-            <w:vAlign w:val="center"/>
-            <w:hideMark/>
-          </w:tcPr>
-          <w:p>
-            <w:pPr>
-              <w:spacing w:line="375" w:lineRule="atLeast"/>
-              <w:rPr>
-                <w:color w:val="0F1115"/>
-              </w:rPr>
-            </w:pPr>
-            <w:r>
-              <w:rPr>
-                <w:b/>
-                <w:bCs/>
-                <w:color w:val="0F1115"/>
-              </w:rPr>
-              <w:t>Выход в Интернет</w:t>
-            </w:r>
-          </w:p>
-        </w:tc>
-        <w:tc>
-          <w:tcPr>
-            <w:tcW w:w="6004" w:type="dxa"/>
-            <w:shd w:val="clear" w:color="auto" w:fill="FFFFFF"/>
-            <w:tcMar>
-              <w:top w:w="150" w:type="dxa"/>
-              <w:left w:w="240" w:type="dxa"/>
-              <w:bottom w:w="150" w:type="dxa"/>
-              <w:right w:w="0" w:type="dxa"/>
-            </w:tcMar>
-            <w:vAlign w:val="center"/>
-            <w:hideMark/>
-          </w:tcPr>
-          <w:p>
-            <w:pPr>
-              <w:spacing w:line="375" w:lineRule="atLeast"/>
-              <w:rPr>
-                <w:color w:val="0F1115"/>
-              </w:rPr>
-            </w:pPr>
-            <w:r>
-              <w:rPr>
-                <w:color w:val="0F1115"/>
-              </w:rPr>
-              <w:t xml:space="preserve">Скачивание обновлений, </w:t>
-            </w:r>
-            <w:proofErr w:type="spellStart"/>
-            <w:r>
-              <w:rPr>
-                <w:color w:val="0F1115"/>
-              </w:rPr>
-              <w:t>Docker</w:t>
-            </w:r>
-            <w:proofErr w:type="spellEnd"/>
-            <w:r>
-              <w:rPr>
-                <w:color w:val="0F1115"/>
-              </w:rPr>
-              <w:t xml:space="preserve">-образов, работа с </w:t>
-            </w:r>
-            <w:proofErr w:type="spellStart"/>
-            <w:r>
-              <w:rPr>
-                <w:color w:val="0F1115"/>
-              </w:rPr>
-              <w:t>GitHub</w:t>
-            </w:r>
-            <w:proofErr w:type="spellEnd"/>
-          </w:p>
-        </w:tc>
-      </w:tr>
-    </w:tbl>
+          <w:sz w:val="28"/>
+          <w:szCs w:val="28"/>
+        </w:rPr>
+      </w:pPr>
+    </w:p>
+    <w:p>
+      <w:pPr>
+        <w:spacing w:after="160" w:line="259" w:lineRule="auto"/>
+        <w:rPr>
+          <w:b/>
+          <w:bCs/>
+          <w:sz w:val="28"/>
+          <w:szCs w:val="28"/>
+        </w:rPr>
+      </w:pPr>
+    </w:p>
+    <w:p>
+      <w:pPr>
+        <w:spacing w:after="160" w:line="259" w:lineRule="auto"/>
+        <w:rPr>
+          <w:b/>
+          <w:bCs/>
+          <w:sz w:val="28"/>
+          <w:szCs w:val="28"/>
+        </w:rPr>
+      </w:pPr>
+    </w:p>
+    <w:p>
+      <w:pPr>
+        <w:spacing w:after="160" w:line="259" w:lineRule="auto"/>
+        <w:rPr>
+          <w:b/>
+          <w:bCs/>
+          <w:sz w:val="28"/>
+          <w:szCs w:val="28"/>
+        </w:rPr>
+      </w:pPr>
+    </w:p>
+    <w:p>
+      <w:pPr>
+        <w:spacing w:after="160" w:line="259" w:lineRule="auto"/>
+        <w:rPr>
+          <w:b/>
+          <w:bCs/>
+          <w:sz w:val="28"/>
+          <w:szCs w:val="28"/>
+        </w:rPr>
+      </w:pPr>
+    </w:p>
     <w:p>
       <w:pPr>
         <w:spacing w:after="160" w:line="259" w:lineRule="auto"/>
@@ -4539,7 +4406,21 @@
           <w:sz w:val="28"/>
           <w:szCs w:val="28"/>
         </w:rPr>
+        <w:t xml:space="preserve">Установка </w:t>
+      </w:r>
+      <w:r>
+        <w:rPr>
+          <w:sz w:val="28"/>
+          <w:szCs w:val="28"/>
+        </w:rPr>
         <w:t>Ubuntu 22.04 LTS</w:t>
+      </w:r>
+      <w:r>
+        <w:rPr>
+          <w:sz w:val="28"/>
+          <w:szCs w:val="28"/>
+        </w:rPr>
+        <w:t xml:space="preserve"> продемонстрированно на (рисунке 1). </w:t>
       </w:r>
     </w:p>
     <w:p>
@@ -4605,8 +4486,8 @@
         <w:jc w:val="center"/>
         <w:rPr>
           <w:rFonts w:ascii="Times New Roman CYR" w:hAnsi="Times New Roman CYR" w:cs="Times New Roman CYR"/>
-          <w:b/>
-          <w:bCs/>
+          <w:i w:val="0"/>
+          <w:iCs w:val="0"/>
           <w:color w:val="auto"/>
           <w:sz w:val="24"/>
           <w:szCs w:val="24"/>
@@ -4616,8 +4497,8 @@
       </w:pPr>
       <w:r>
         <w:rPr>
-          <w:b/>
-          <w:bCs/>
+          <w:i w:val="0"/>
+          <w:iCs w:val="0"/>
           <w:color w:val="auto"/>
           <w:sz w:val="24"/>
           <w:szCs w:val="24"/>
@@ -4626,8 +4507,8 @@
       </w:r>
       <w:r>
         <w:rPr>
-          <w:b/>
-          <w:bCs/>
+          <w:i w:val="0"/>
+          <w:iCs w:val="0"/>
           <w:color w:val="auto"/>
           <w:sz w:val="24"/>
           <w:szCs w:val="24"/>
@@ -4636,8 +4517,8 @@
       </w:r>
       <w:r>
         <w:rPr>
-          <w:b/>
-          <w:bCs/>
+          <w:i w:val="0"/>
+          <w:iCs w:val="0"/>
           <w:color w:val="auto"/>
           <w:sz w:val="24"/>
           <w:szCs w:val="24"/>
@@ -4646,8 +4527,8 @@
       </w:r>
       <w:r>
         <w:rPr>
-          <w:b/>
-          <w:bCs/>
+          <w:i w:val="0"/>
+          <w:iCs w:val="0"/>
           <w:color w:val="auto"/>
           <w:sz w:val="24"/>
           <w:szCs w:val="24"/>
@@ -4656,8 +4537,8 @@
       </w:r>
       <w:r>
         <w:rPr>
-          <w:b/>
-          <w:bCs/>
+          <w:i w:val="0"/>
+          <w:iCs w:val="0"/>
           <w:noProof/>
           <w:color w:val="auto"/>
           <w:sz w:val="24"/>
@@ -4667,8 +4548,8 @@
       </w:r>
       <w:r>
         <w:rPr>
-          <w:b/>
-          <w:bCs/>
+          <w:i w:val="0"/>
+          <w:iCs w:val="0"/>
           <w:color w:val="auto"/>
           <w:sz w:val="24"/>
           <w:szCs w:val="24"/>
@@ -4677,18 +4558,38 @@
       </w:r>
       <w:r>
         <w:rPr>
-          <w:b/>
-          <w:bCs/>
+          <w:i w:val="0"/>
+          <w:iCs w:val="0"/>
           <w:color w:val="auto"/>
           <w:sz w:val="24"/>
           <w:szCs w:val="24"/>
         </w:rPr>
-        <w:t xml:space="preserve"> Главное окно </w:t>
-      </w:r>
-      <w:r>
-        <w:rPr>
-          <w:b/>
-          <w:bCs/>
+        <w:t xml:space="preserve"> </w:t>
+      </w:r>
+      <w:r>
+        <w:rPr>
+          <w:i w:val="0"/>
+          <w:iCs w:val="0"/>
+          <w:color w:val="auto"/>
+          <w:sz w:val="24"/>
+          <w:szCs w:val="24"/>
+        </w:rPr>
+        <w:t xml:space="preserve">- </w:t>
+      </w:r>
+      <w:r>
+        <w:rPr>
+          <w:i w:val="0"/>
+          <w:iCs w:val="0"/>
+          <w:color w:val="auto"/>
+          <w:sz w:val="24"/>
+          <w:szCs w:val="24"/>
+        </w:rPr>
+        <w:t xml:space="preserve">Главное окно </w:t>
+      </w:r>
+      <w:r>
+        <w:rPr>
+          <w:i w:val="0"/>
+          <w:iCs w:val="0"/>
           <w:color w:val="auto"/>
           <w:sz w:val="24"/>
           <w:szCs w:val="24"/>
@@ -4720,7 +4621,27 @@
           <w:szCs w:val="28"/>
           <w:highlight w:val="white"/>
         </w:rPr>
+        <w:t xml:space="preserve">Главное окно </w:t>
+      </w:r>
+      <w:r>
+        <w:rPr>
+          <w:rFonts w:ascii="Times New Roman CYR" w:hAnsi="Times New Roman CYR" w:cs="Times New Roman CYR"/>
+          <w:color w:val="000000"/>
+          <w:sz w:val="28"/>
+          <w:szCs w:val="28"/>
+          <w:highlight w:val="white"/>
+        </w:rPr>
         <w:t>РЕДОС</w:t>
+      </w:r>
+      <w:r>
+        <w:rPr>
+          <w:rFonts w:ascii="Times New Roman CYR" w:hAnsi="Times New Roman CYR" w:cs="Times New Roman CYR"/>
+          <w:color w:val="000000"/>
+          <w:sz w:val="28"/>
+          <w:szCs w:val="28"/>
+          <w:highlight w:val="white"/>
+        </w:rPr>
+        <w:t xml:space="preserve"> продемонстрировано на (рисунке 2).</w:t>
       </w:r>
     </w:p>
     <w:p>
@@ -4776,8 +4697,8 @@
         <w:pStyle w:val="ac"/>
         <w:jc w:val="center"/>
         <w:rPr>
-          <w:b/>
-          <w:bCs/>
+          <w:i w:val="0"/>
+          <w:iCs w:val="0"/>
           <w:color w:val="auto"/>
           <w:sz w:val="24"/>
           <w:szCs w:val="24"/>
@@ -4786,8 +4707,8 @@
       </w:pPr>
       <w:r>
         <w:rPr>
-          <w:b/>
-          <w:bCs/>
+          <w:i w:val="0"/>
+          <w:iCs w:val="0"/>
           <w:color w:val="auto"/>
           <w:sz w:val="24"/>
           <w:szCs w:val="24"/>
@@ -4796,8 +4717,8 @@
       </w:r>
       <w:r>
         <w:rPr>
-          <w:b/>
-          <w:bCs/>
+          <w:i w:val="0"/>
+          <w:iCs w:val="0"/>
           <w:color w:val="auto"/>
           <w:sz w:val="24"/>
           <w:szCs w:val="24"/>
@@ -4806,8 +4727,8 @@
       </w:r>
       <w:r>
         <w:rPr>
-          <w:b/>
-          <w:bCs/>
+          <w:i w:val="0"/>
+          <w:iCs w:val="0"/>
           <w:color w:val="auto"/>
           <w:sz w:val="24"/>
           <w:szCs w:val="24"/>
@@ -4816,8 +4737,8 @@
       </w:r>
       <w:r>
         <w:rPr>
-          <w:b/>
-          <w:bCs/>
+          <w:i w:val="0"/>
+          <w:iCs w:val="0"/>
           <w:color w:val="auto"/>
           <w:sz w:val="24"/>
           <w:szCs w:val="24"/>
@@ -4826,8 +4747,8 @@
       </w:r>
       <w:r>
         <w:rPr>
-          <w:b/>
-          <w:bCs/>
+          <w:i w:val="0"/>
+          <w:iCs w:val="0"/>
           <w:noProof/>
           <w:color w:val="auto"/>
           <w:sz w:val="24"/>
@@ -4837,8 +4758,8 @@
       </w:r>
       <w:r>
         <w:rPr>
-          <w:b/>
-          <w:bCs/>
+          <w:i w:val="0"/>
+          <w:iCs w:val="0"/>
           <w:color w:val="auto"/>
           <w:sz w:val="24"/>
           <w:szCs w:val="24"/>
@@ -4847,8 +4768,8 @@
       </w:r>
       <w:r>
         <w:rPr>
-          <w:b/>
-          <w:bCs/>
+          <w:i w:val="0"/>
+          <w:iCs w:val="0"/>
           <w:color w:val="auto"/>
           <w:sz w:val="24"/>
           <w:szCs w:val="24"/>
@@ -4858,19 +4779,29 @@
       </w:r>
       <w:r>
         <w:rPr>
-          <w:b/>
-          <w:bCs/>
+          <w:i w:val="0"/>
+          <w:iCs w:val="0"/>
           <w:color w:val="auto"/>
           <w:sz w:val="24"/>
           <w:szCs w:val="24"/>
         </w:rPr>
+        <w:t xml:space="preserve">- </w:t>
+      </w:r>
+      <w:r>
+        <w:rPr>
+          <w:i w:val="0"/>
+          <w:iCs w:val="0"/>
+          <w:color w:val="auto"/>
+          <w:sz w:val="24"/>
+          <w:szCs w:val="24"/>
+        </w:rPr>
         <w:t xml:space="preserve">Главное окно </w:t>
       </w:r>
       <w:proofErr w:type="spellStart"/>
       <w:r>
         <w:rPr>
-          <w:b/>
-          <w:bCs/>
+          <w:i w:val="0"/>
+          <w:iCs w:val="0"/>
           <w:color w:val="auto"/>
           <w:sz w:val="24"/>
           <w:szCs w:val="24"/>
@@ -4999,7 +4930,7 @@
           <w:sz w:val="28"/>
           <w:szCs w:val="28"/>
         </w:rPr>
-        <w:t xml:space="preserve"> на </w:t>
+        <w:t xml:space="preserve"> и</w:t>
       </w:r>
       <w:r>
         <w:rPr>
@@ -5007,9 +4938,45 @@
           <w:color w:val="000000"/>
           <w:sz w:val="28"/>
           <w:szCs w:val="28"/>
+        </w:rPr>
+        <w:t xml:space="preserve"> </w:t>
+      </w:r>
+      <w:r>
+        <w:rPr>
+          <w:rFonts w:ascii="Times New Roman CYR" w:hAnsi="Times New Roman CYR" w:cs="Times New Roman CYR"/>
+          <w:color w:val="000000"/>
+          <w:sz w:val="28"/>
+          <w:szCs w:val="28"/>
+        </w:rPr>
+        <w:t xml:space="preserve">офисного пакета </w:t>
+      </w:r>
+      <w:r>
+        <w:rPr>
+          <w:rFonts w:ascii="Times New Roman CYR" w:hAnsi="Times New Roman CYR" w:cs="Times New Roman CYR"/>
+          <w:color w:val="000000"/>
+          <w:sz w:val="28"/>
+          <w:szCs w:val="28"/>
+        </w:rPr>
+        <w:t xml:space="preserve">на </w:t>
+      </w:r>
+      <w:r>
+        <w:rPr>
+          <w:rFonts w:ascii="Times New Roman CYR" w:hAnsi="Times New Roman CYR" w:cs="Times New Roman CYR"/>
+          <w:color w:val="000000"/>
+          <w:sz w:val="28"/>
+          <w:szCs w:val="28"/>
           <w:lang w:val="en-US"/>
         </w:rPr>
         <w:t>Ubuntu</w:t>
+      </w:r>
+      <w:r>
+        <w:rPr>
+          <w:rFonts w:ascii="Times New Roman CYR" w:hAnsi="Times New Roman CYR" w:cs="Times New Roman CYR"/>
+          <w:color w:val="000000"/>
+          <w:sz w:val="28"/>
+          <w:szCs w:val="28"/>
+        </w:rPr>
+        <w:t xml:space="preserve"> продемонстрирована на (Рисунке 3) и (Рисунке 4).</w:t>
       </w:r>
     </w:p>
     <w:p>
@@ -5068,17 +5035,11 @@
     </w:p>
     <w:p>
       <w:pPr>
-        <w:keepNext/>
-        <w:jc w:val="center"/>
-      </w:pPr>
-    </w:p>
-    <w:p>
-      <w:pPr>
         <w:pStyle w:val="ac"/>
         <w:jc w:val="center"/>
         <w:rPr>
-          <w:b/>
-          <w:bCs/>
+          <w:i w:val="0"/>
+          <w:iCs w:val="0"/>
           <w:color w:val="auto"/>
           <w:sz w:val="24"/>
           <w:szCs w:val="24"/>
@@ -5086,8 +5047,8 @@
       </w:pPr>
       <w:r>
         <w:rPr>
-          <w:b/>
-          <w:bCs/>
+          <w:i w:val="0"/>
+          <w:iCs w:val="0"/>
           <w:color w:val="auto"/>
           <w:sz w:val="24"/>
           <w:szCs w:val="24"/>
@@ -5096,8 +5057,8 @@
       </w:r>
       <w:r>
         <w:rPr>
-          <w:b/>
-          <w:bCs/>
+          <w:i w:val="0"/>
+          <w:iCs w:val="0"/>
           <w:color w:val="auto"/>
           <w:sz w:val="24"/>
           <w:szCs w:val="24"/>
@@ -5106,8 +5067,8 @@
       </w:r>
       <w:r>
         <w:rPr>
-          <w:b/>
-          <w:bCs/>
+          <w:i w:val="0"/>
+          <w:iCs w:val="0"/>
           <w:color w:val="auto"/>
           <w:sz w:val="24"/>
           <w:szCs w:val="24"/>
@@ -5116,8 +5077,8 @@
       </w:r>
       <w:r>
         <w:rPr>
-          <w:b/>
-          <w:bCs/>
+          <w:i w:val="0"/>
+          <w:iCs w:val="0"/>
           <w:color w:val="auto"/>
           <w:sz w:val="24"/>
           <w:szCs w:val="24"/>
@@ -5126,8 +5087,8 @@
       </w:r>
       <w:r>
         <w:rPr>
-          <w:b/>
-          <w:bCs/>
+          <w:i w:val="0"/>
+          <w:iCs w:val="0"/>
           <w:noProof/>
           <w:color w:val="auto"/>
           <w:sz w:val="24"/>
@@ -5137,8 +5098,8 @@
       </w:r>
       <w:r>
         <w:rPr>
-          <w:b/>
-          <w:bCs/>
+          <w:i w:val="0"/>
+          <w:iCs w:val="0"/>
           <w:color w:val="auto"/>
           <w:sz w:val="24"/>
           <w:szCs w:val="24"/>
@@ -5147,8 +5108,18 @@
       </w:r>
       <w:r>
         <w:rPr>
-          <w:b/>
-          <w:bCs/>
+          <w:i w:val="0"/>
+          <w:iCs w:val="0"/>
+          <w:color w:val="auto"/>
+          <w:sz w:val="24"/>
+          <w:szCs w:val="24"/>
+        </w:rPr>
+        <w:t xml:space="preserve"> -</w:t>
+      </w:r>
+      <w:r>
+        <w:rPr>
+          <w:i w:val="0"/>
+          <w:iCs w:val="0"/>
           <w:color w:val="auto"/>
           <w:sz w:val="24"/>
           <w:szCs w:val="24"/>
@@ -5158,8 +5129,8 @@
       </w:r>
       <w:r>
         <w:rPr>
-          <w:b/>
-          <w:bCs/>
+          <w:i w:val="0"/>
+          <w:iCs w:val="0"/>
           <w:color w:val="auto"/>
           <w:sz w:val="24"/>
           <w:szCs w:val="24"/>
@@ -5168,8 +5139,8 @@
       </w:r>
       <w:r>
         <w:rPr>
-          <w:b/>
-          <w:bCs/>
+          <w:i w:val="0"/>
+          <w:iCs w:val="0"/>
           <w:color w:val="auto"/>
           <w:sz w:val="24"/>
           <w:szCs w:val="24"/>
@@ -5179,8 +5150,8 @@
       </w:r>
       <w:r>
         <w:rPr>
-          <w:b/>
-          <w:bCs/>
+          <w:i w:val="0"/>
+          <w:iCs w:val="0"/>
           <w:color w:val="auto"/>
           <w:sz w:val="24"/>
           <w:szCs w:val="24"/>
@@ -5188,6 +5159,7 @@
         <w:t xml:space="preserve"> </w:t>
       </w:r>
     </w:p>
+    <w:p/>
     <w:p>
       <w:pPr>
         <w:keepNext/>
@@ -5253,8 +5225,8 @@
         <w:pStyle w:val="ac"/>
         <w:jc w:val="center"/>
         <w:rPr>
-          <w:b/>
-          <w:bCs/>
+          <w:i w:val="0"/>
+          <w:iCs w:val="0"/>
           <w:color w:val="auto"/>
           <w:sz w:val="24"/>
           <w:szCs w:val="24"/>
@@ -5262,8 +5234,8 @@
       </w:pPr>
       <w:r>
         <w:rPr>
-          <w:b/>
-          <w:bCs/>
+          <w:i w:val="0"/>
+          <w:iCs w:val="0"/>
           <w:color w:val="auto"/>
           <w:sz w:val="24"/>
           <w:szCs w:val="24"/>
@@ -5272,8 +5244,8 @@
       </w:r>
       <w:r>
         <w:rPr>
-          <w:b/>
-          <w:bCs/>
+          <w:i w:val="0"/>
+          <w:iCs w:val="0"/>
           <w:color w:val="auto"/>
           <w:sz w:val="24"/>
           <w:szCs w:val="24"/>
@@ -5282,8 +5254,8 @@
       </w:r>
       <w:r>
         <w:rPr>
-          <w:b/>
-          <w:bCs/>
+          <w:i w:val="0"/>
+          <w:iCs w:val="0"/>
           <w:color w:val="auto"/>
           <w:sz w:val="24"/>
           <w:szCs w:val="24"/>
@@ -5292,8 +5264,8 @@
       </w:r>
       <w:r>
         <w:rPr>
-          <w:b/>
-          <w:bCs/>
+          <w:i w:val="0"/>
+          <w:iCs w:val="0"/>
           <w:color w:val="auto"/>
           <w:sz w:val="24"/>
           <w:szCs w:val="24"/>
@@ -5302,8 +5274,8 @@
       </w:r>
       <w:r>
         <w:rPr>
-          <w:b/>
-          <w:bCs/>
+          <w:i w:val="0"/>
+          <w:iCs w:val="0"/>
           <w:noProof/>
           <w:color w:val="auto"/>
           <w:sz w:val="24"/>
@@ -5313,8 +5285,8 @@
       </w:r>
       <w:r>
         <w:rPr>
-          <w:b/>
-          <w:bCs/>
+          <w:i w:val="0"/>
+          <w:iCs w:val="0"/>
           <w:color w:val="auto"/>
           <w:sz w:val="24"/>
           <w:szCs w:val="24"/>
@@ -5323,8 +5295,18 @@
       </w:r>
       <w:r>
         <w:rPr>
-          <w:b/>
-          <w:bCs/>
+          <w:i w:val="0"/>
+          <w:iCs w:val="0"/>
+          <w:color w:val="auto"/>
+          <w:sz w:val="24"/>
+          <w:szCs w:val="24"/>
+        </w:rPr>
+        <w:t xml:space="preserve"> - </w:t>
+      </w:r>
+      <w:r>
+        <w:rPr>
+          <w:i w:val="0"/>
+          <w:iCs w:val="0"/>
           <w:color w:val="auto"/>
           <w:sz w:val="24"/>
           <w:szCs w:val="24"/>
@@ -5381,7 +5363,6 @@
           <w:sz w:val="28"/>
           <w:szCs w:val="28"/>
           <w:highlight w:val="white"/>
-          <w:lang w:val="en-US"/>
         </w:rPr>
       </w:pPr>
       <w:r>
@@ -5411,6 +5392,13 @@
           <w:szCs w:val="28"/>
         </w:rPr>
         <w:t xml:space="preserve"> на РЕДОС</w:t>
+      </w:r>
+      <w:r>
+        <w:rPr>
+          <w:sz w:val="28"/>
+          <w:szCs w:val="28"/>
+        </w:rPr>
+        <w:t xml:space="preserve"> проходила в штатном режиме на (Рисунке 5) продемонстрирована успешная установка.</w:t>
       </w:r>
     </w:p>
     <w:p>
@@ -5473,8 +5461,8 @@
         <w:pStyle w:val="ac"/>
         <w:jc w:val="center"/>
         <w:rPr>
-          <w:b/>
-          <w:bCs/>
+          <w:i w:val="0"/>
+          <w:iCs w:val="0"/>
           <w:color w:val="auto"/>
           <w:sz w:val="24"/>
           <w:szCs w:val="24"/>
@@ -5483,8 +5471,8 @@
       </w:pPr>
       <w:r>
         <w:rPr>
-          <w:b/>
-          <w:bCs/>
+          <w:i w:val="0"/>
+          <w:iCs w:val="0"/>
           <w:color w:val="auto"/>
           <w:sz w:val="24"/>
           <w:szCs w:val="24"/>
@@ -5493,8 +5481,8 @@
       </w:r>
       <w:r>
         <w:rPr>
-          <w:b/>
-          <w:bCs/>
+          <w:i w:val="0"/>
+          <w:iCs w:val="0"/>
           <w:color w:val="auto"/>
           <w:sz w:val="24"/>
           <w:szCs w:val="24"/>
@@ -5503,8 +5491,8 @@
       </w:r>
       <w:r>
         <w:rPr>
-          <w:b/>
-          <w:bCs/>
+          <w:i w:val="0"/>
+          <w:iCs w:val="0"/>
           <w:color w:val="auto"/>
           <w:sz w:val="24"/>
           <w:szCs w:val="24"/>
@@ -5513,8 +5501,8 @@
       </w:r>
       <w:r>
         <w:rPr>
-          <w:b/>
-          <w:bCs/>
+          <w:i w:val="0"/>
+          <w:iCs w:val="0"/>
           <w:color w:val="auto"/>
           <w:sz w:val="24"/>
           <w:szCs w:val="24"/>
@@ -5523,8 +5511,8 @@
       </w:r>
       <w:r>
         <w:rPr>
-          <w:b/>
-          <w:bCs/>
+          <w:i w:val="0"/>
+          <w:iCs w:val="0"/>
           <w:noProof/>
           <w:color w:val="auto"/>
           <w:sz w:val="24"/>
@@ -5534,8 +5522,8 @@
       </w:r>
       <w:r>
         <w:rPr>
-          <w:b/>
-          <w:bCs/>
+          <w:i w:val="0"/>
+          <w:iCs w:val="0"/>
           <w:color w:val="auto"/>
           <w:sz w:val="24"/>
           <w:szCs w:val="24"/>
@@ -5544,8 +5532,18 @@
       </w:r>
       <w:r>
         <w:rPr>
-          <w:b/>
-          <w:bCs/>
+          <w:i w:val="0"/>
+          <w:iCs w:val="0"/>
+          <w:color w:val="auto"/>
+          <w:sz w:val="24"/>
+          <w:szCs w:val="24"/>
+        </w:rPr>
+        <w:t xml:space="preserve"> -</w:t>
+      </w:r>
+      <w:r>
+        <w:rPr>
+          <w:i w:val="0"/>
+          <w:iCs w:val="0"/>
           <w:color w:val="auto"/>
           <w:sz w:val="24"/>
           <w:szCs w:val="24"/>
@@ -5555,8 +5553,8 @@
       </w:r>
       <w:r>
         <w:rPr>
-          <w:b/>
-          <w:bCs/>
+          <w:i w:val="0"/>
+          <w:iCs w:val="0"/>
           <w:color w:val="auto"/>
           <w:sz w:val="24"/>
           <w:szCs w:val="24"/>
@@ -5566,8 +5564,8 @@
       <w:proofErr w:type="spellStart"/>
       <w:r>
         <w:rPr>
-          <w:b/>
-          <w:bCs/>
+          <w:i w:val="0"/>
+          <w:iCs w:val="0"/>
           <w:color w:val="auto"/>
           <w:sz w:val="24"/>
           <w:szCs w:val="24"/>
@@ -5657,7 +5655,39 @@
           <w:szCs w:val="28"/>
           <w:highlight w:val="white"/>
         </w:rPr>
-        <w:t>-доски.</w:t>
+        <w:t>-</w:t>
+      </w:r>
+      <w:proofErr w:type="gramStart"/>
+      <w:r>
+        <w:rPr>
+          <w:rFonts w:ascii="Times New Roman CYR" w:hAnsi="Times New Roman CYR" w:cs="Times New Roman CYR"/>
+          <w:color w:val="000000"/>
+          <w:sz w:val="28"/>
+          <w:szCs w:val="28"/>
+          <w:highlight w:val="white"/>
+        </w:rPr>
+        <w:t>доски</w:t>
+      </w:r>
+      <w:r>
+        <w:rPr>
+          <w:rFonts w:ascii="Times New Roman CYR" w:hAnsi="Times New Roman CYR" w:cs="Times New Roman CYR"/>
+          <w:color w:val="000000"/>
+          <w:sz w:val="28"/>
+          <w:szCs w:val="28"/>
+          <w:highlight w:val="white"/>
+        </w:rPr>
+        <w:t xml:space="preserve"> ,что</w:t>
+      </w:r>
+      <w:proofErr w:type="gramEnd"/>
+      <w:r>
+        <w:rPr>
+          <w:rFonts w:ascii="Times New Roman CYR" w:hAnsi="Times New Roman CYR" w:cs="Times New Roman CYR"/>
+          <w:color w:val="000000"/>
+          <w:sz w:val="28"/>
+          <w:szCs w:val="28"/>
+          <w:highlight w:val="white"/>
+        </w:rPr>
+        <w:t xml:space="preserve"> продемонстрировано на (Рисунке 6) и (Рисунке 7).</w:t>
       </w:r>
     </w:p>
     <w:p>
@@ -5726,8 +5756,8 @@
         <w:pStyle w:val="ac"/>
         <w:jc w:val="center"/>
         <w:rPr>
-          <w:b/>
-          <w:bCs/>
+          <w:i w:val="0"/>
+          <w:iCs w:val="0"/>
           <w:color w:val="auto"/>
           <w:sz w:val="24"/>
           <w:szCs w:val="24"/>
@@ -5735,8 +5765,8 @@
       </w:pPr>
       <w:r>
         <w:rPr>
-          <w:b/>
-          <w:bCs/>
+          <w:i w:val="0"/>
+          <w:iCs w:val="0"/>
           <w:color w:val="auto"/>
           <w:sz w:val="24"/>
           <w:szCs w:val="24"/>
@@ -5745,8 +5775,8 @@
       </w:r>
       <w:r>
         <w:rPr>
-          <w:b/>
-          <w:bCs/>
+          <w:i w:val="0"/>
+          <w:iCs w:val="0"/>
           <w:color w:val="auto"/>
           <w:sz w:val="24"/>
           <w:szCs w:val="24"/>
@@ -5755,8 +5785,8 @@
       </w:r>
       <w:r>
         <w:rPr>
-          <w:b/>
-          <w:bCs/>
+          <w:i w:val="0"/>
+          <w:iCs w:val="0"/>
           <w:color w:val="auto"/>
           <w:sz w:val="24"/>
           <w:szCs w:val="24"/>
@@ -5765,8 +5795,8 @@
       </w:r>
       <w:r>
         <w:rPr>
-          <w:b/>
-          <w:bCs/>
+          <w:i w:val="0"/>
+          <w:iCs w:val="0"/>
           <w:color w:val="auto"/>
           <w:sz w:val="24"/>
           <w:szCs w:val="24"/>
@@ -5775,8 +5805,8 @@
       </w:r>
       <w:r>
         <w:rPr>
-          <w:b/>
-          <w:bCs/>
+          <w:i w:val="0"/>
+          <w:iCs w:val="0"/>
           <w:noProof/>
           <w:color w:val="auto"/>
           <w:sz w:val="24"/>
@@ -5786,8 +5816,8 @@
       </w:r>
       <w:r>
         <w:rPr>
-          <w:b/>
-          <w:bCs/>
+          <w:i w:val="0"/>
+          <w:iCs w:val="0"/>
           <w:color w:val="auto"/>
           <w:sz w:val="24"/>
           <w:szCs w:val="24"/>
@@ -5796,8 +5826,8 @@
       </w:r>
       <w:r>
         <w:rPr>
-          <w:b/>
-          <w:bCs/>
+          <w:i w:val="0"/>
+          <w:iCs w:val="0"/>
           <w:color w:val="auto"/>
           <w:sz w:val="24"/>
           <w:szCs w:val="24"/>
@@ -5806,8 +5836,18 @@
       </w:r>
       <w:r>
         <w:rPr>
-          <w:b/>
-          <w:bCs/>
+          <w:i w:val="0"/>
+          <w:iCs w:val="0"/>
+          <w:color w:val="auto"/>
+          <w:sz w:val="24"/>
+          <w:szCs w:val="24"/>
+        </w:rPr>
+        <w:t xml:space="preserve">- </w:t>
+      </w:r>
+      <w:r>
+        <w:rPr>
+          <w:i w:val="0"/>
+          <w:iCs w:val="0"/>
           <w:color w:val="auto"/>
           <w:sz w:val="24"/>
           <w:szCs w:val="24"/>
@@ -5904,8 +5944,8 @@
         <w:pStyle w:val="ac"/>
         <w:jc w:val="center"/>
         <w:rPr>
-          <w:b/>
-          <w:bCs/>
+          <w:i w:val="0"/>
+          <w:iCs w:val="0"/>
           <w:color w:val="auto"/>
           <w:sz w:val="24"/>
           <w:szCs w:val="24"/>
@@ -5913,8 +5953,8 @@
       </w:pPr>
       <w:r>
         <w:rPr>
-          <w:b/>
-          <w:bCs/>
+          <w:i w:val="0"/>
+          <w:iCs w:val="0"/>
           <w:color w:val="auto"/>
           <w:sz w:val="24"/>
           <w:szCs w:val="24"/>
@@ -5923,8 +5963,8 @@
       </w:r>
       <w:r>
         <w:rPr>
-          <w:b/>
-          <w:bCs/>
+          <w:i w:val="0"/>
+          <w:iCs w:val="0"/>
           <w:color w:val="auto"/>
           <w:sz w:val="24"/>
           <w:szCs w:val="24"/>
@@ -5933,8 +5973,8 @@
       </w:r>
       <w:r>
         <w:rPr>
-          <w:b/>
-          <w:bCs/>
+          <w:i w:val="0"/>
+          <w:iCs w:val="0"/>
           <w:color w:val="auto"/>
           <w:sz w:val="24"/>
           <w:szCs w:val="24"/>
@@ -5943,8 +5983,8 @@
       </w:r>
       <w:r>
         <w:rPr>
-          <w:b/>
-          <w:bCs/>
+          <w:i w:val="0"/>
+          <w:iCs w:val="0"/>
           <w:color w:val="auto"/>
           <w:sz w:val="24"/>
           <w:szCs w:val="24"/>
@@ -5953,8 +5993,8 @@
       </w:r>
       <w:r>
         <w:rPr>
-          <w:b/>
-          <w:bCs/>
+          <w:i w:val="0"/>
+          <w:iCs w:val="0"/>
           <w:noProof/>
           <w:color w:val="auto"/>
           <w:sz w:val="24"/>
@@ -5964,8 +6004,8 @@
       </w:r>
       <w:r>
         <w:rPr>
-          <w:b/>
-          <w:bCs/>
+          <w:i w:val="0"/>
+          <w:iCs w:val="0"/>
           <w:color w:val="auto"/>
           <w:sz w:val="24"/>
           <w:szCs w:val="24"/>
@@ -5974,8 +6014,8 @@
       </w:r>
       <w:r>
         <w:rPr>
-          <w:b/>
-          <w:bCs/>
+          <w:i w:val="0"/>
+          <w:iCs w:val="0"/>
           <w:color w:val="auto"/>
           <w:sz w:val="24"/>
           <w:szCs w:val="24"/>
@@ -5984,8 +6024,18 @@
       </w:r>
       <w:r>
         <w:rPr>
-          <w:b/>
-          <w:bCs/>
+          <w:i w:val="0"/>
+          <w:iCs w:val="0"/>
+          <w:color w:val="auto"/>
+          <w:sz w:val="24"/>
+          <w:szCs w:val="24"/>
+        </w:rPr>
+        <w:t xml:space="preserve">- </w:t>
+      </w:r>
+      <w:r>
+        <w:rPr>
+          <w:i w:val="0"/>
+          <w:iCs w:val="0"/>
           <w:color w:val="auto"/>
           <w:sz w:val="24"/>
           <w:szCs w:val="24"/>
@@ -6144,8 +6194,8 @@
         <w:jc w:val="center"/>
         <w:rPr>
           <w:rFonts w:ascii="Times New Roman CYR" w:hAnsi="Times New Roman CYR" w:cs="Times New Roman CYR"/>
-          <w:b/>
-          <w:bCs/>
+          <w:i w:val="0"/>
+          <w:iCs w:val="0"/>
           <w:color w:val="auto"/>
           <w:sz w:val="24"/>
           <w:szCs w:val="24"/>
@@ -6154,8 +6204,8 @@
       </w:pPr>
       <w:r>
         <w:rPr>
-          <w:b/>
-          <w:bCs/>
+          <w:i w:val="0"/>
+          <w:iCs w:val="0"/>
           <w:color w:val="auto"/>
           <w:sz w:val="24"/>
           <w:szCs w:val="24"/>
@@ -6164,8 +6214,8 @@
       </w:r>
       <w:r>
         <w:rPr>
-          <w:b/>
-          <w:bCs/>
+          <w:i w:val="0"/>
+          <w:iCs w:val="0"/>
           <w:color w:val="auto"/>
           <w:sz w:val="24"/>
           <w:szCs w:val="24"/>
@@ -6174,8 +6224,8 @@
       </w:r>
       <w:r>
         <w:rPr>
-          <w:b/>
-          <w:bCs/>
+          <w:i w:val="0"/>
+          <w:iCs w:val="0"/>
           <w:color w:val="auto"/>
           <w:sz w:val="24"/>
           <w:szCs w:val="24"/>
@@ -6184,8 +6234,8 @@
       </w:r>
       <w:r>
         <w:rPr>
-          <w:b/>
-          <w:bCs/>
+          <w:i w:val="0"/>
+          <w:iCs w:val="0"/>
           <w:color w:val="auto"/>
           <w:sz w:val="24"/>
           <w:szCs w:val="24"/>
@@ -6194,8 +6244,8 @@
       </w:r>
       <w:r>
         <w:rPr>
-          <w:b/>
-          <w:bCs/>
+          <w:i w:val="0"/>
+          <w:iCs w:val="0"/>
           <w:noProof/>
           <w:color w:val="auto"/>
           <w:sz w:val="24"/>
@@ -6205,8 +6255,8 @@
       </w:r>
       <w:r>
         <w:rPr>
-          <w:b/>
-          <w:bCs/>
+          <w:i w:val="0"/>
+          <w:iCs w:val="0"/>
           <w:color w:val="auto"/>
           <w:sz w:val="24"/>
           <w:szCs w:val="24"/>
@@ -6215,13 +6265,33 @@
       </w:r>
       <w:r>
         <w:rPr>
-          <w:b/>
-          <w:bCs/>
+          <w:i w:val="0"/>
+          <w:iCs w:val="0"/>
           <w:color w:val="auto"/>
           <w:sz w:val="24"/>
           <w:szCs w:val="24"/>
         </w:rPr>
-        <w:t xml:space="preserve"> Готовые юнит - тесты</w:t>
+        <w:t xml:space="preserve"> </w:t>
+      </w:r>
+      <w:r>
+        <w:rPr>
+          <w:i w:val="0"/>
+          <w:iCs w:val="0"/>
+          <w:color w:val="auto"/>
+          <w:sz w:val="24"/>
+          <w:szCs w:val="24"/>
+        </w:rPr>
+        <w:t xml:space="preserve">- </w:t>
+      </w:r>
+      <w:r>
+        <w:rPr>
+          <w:i w:val="0"/>
+          <w:iCs w:val="0"/>
+          <w:color w:val="auto"/>
+          <w:sz w:val="24"/>
+          <w:szCs w:val="24"/>
+        </w:rPr>
+        <w:t>Готовые юнит - тесты</w:t>
       </w:r>
     </w:p>
     <w:p>
@@ -6300,19 +6370,22 @@
         </w:rPr>
         <w:t>Был развернут программный модуль</w:t>
       </w:r>
-    </w:p>
-    <w:p>
-      <w:pPr>
-        <w:pStyle w:val="a5"/>
-        <w:jc w:val="center"/>
+      <w:r>
         <w:rPr>
           <w:rFonts w:ascii="Times New Roman CYR" w:hAnsi="Times New Roman CYR" w:cs="Times New Roman CYR"/>
           <w:color w:val="000000"/>
           <w:sz w:val="28"/>
           <w:szCs w:val="28"/>
           <w:highlight w:val="white"/>
-          <w:lang w:val="en-US"/>
-        </w:rPr>
+        </w:rPr>
+        <w:t xml:space="preserve"> (Рисунок 9).</w:t>
+      </w:r>
+    </w:p>
+    <w:p>
+      <w:pPr>
+        <w:pStyle w:val="a5"/>
+        <w:keepNext/>
+        <w:jc w:val="center"/>
       </w:pPr>
       <w:r>
         <w:rPr>
@@ -6367,6 +6440,92 @@
     </w:p>
     <w:p>
       <w:pPr>
+        <w:pStyle w:val="ac"/>
+        <w:jc w:val="center"/>
+        <w:rPr>
+          <w:i w:val="0"/>
+          <w:iCs w:val="0"/>
+          <w:color w:val="auto"/>
+          <w:sz w:val="24"/>
+          <w:szCs w:val="24"/>
+          <w:highlight w:val="white"/>
+          <w:lang w:val="en-US"/>
+        </w:rPr>
+      </w:pPr>
+      <w:r>
+        <w:rPr>
+          <w:i w:val="0"/>
+          <w:iCs w:val="0"/>
+          <w:color w:val="auto"/>
+          <w:sz w:val="24"/>
+          <w:szCs w:val="24"/>
+        </w:rPr>
+        <w:t xml:space="preserve">Рисунок </w:t>
+      </w:r>
+      <w:r>
+        <w:rPr>
+          <w:i w:val="0"/>
+          <w:iCs w:val="0"/>
+          <w:color w:val="auto"/>
+          <w:sz w:val="24"/>
+          <w:szCs w:val="24"/>
+        </w:rPr>
+        <w:fldChar w:fldCharType="begin"/>
+      </w:r>
+      <w:r>
+        <w:rPr>
+          <w:i w:val="0"/>
+          <w:iCs w:val="0"/>
+          <w:color w:val="auto"/>
+          <w:sz w:val="24"/>
+          <w:szCs w:val="24"/>
+        </w:rPr>
+        <w:instrText xml:space="preserve"> SEQ Рисунок \* ARABIC </w:instrText>
+      </w:r>
+      <w:r>
+        <w:rPr>
+          <w:i w:val="0"/>
+          <w:iCs w:val="0"/>
+          <w:color w:val="auto"/>
+          <w:sz w:val="24"/>
+          <w:szCs w:val="24"/>
+        </w:rPr>
+        <w:fldChar w:fldCharType="separate"/>
+      </w:r>
+      <w:r>
+        <w:rPr>
+          <w:i w:val="0"/>
+          <w:iCs w:val="0"/>
+          <w:noProof/>
+          <w:color w:val="auto"/>
+          <w:sz w:val="24"/>
+          <w:szCs w:val="24"/>
+        </w:rPr>
+        <w:t>9</w:t>
+      </w:r>
+      <w:r>
+        <w:rPr>
+          <w:i w:val="0"/>
+          <w:iCs w:val="0"/>
+          <w:color w:val="auto"/>
+          <w:sz w:val="24"/>
+          <w:szCs w:val="24"/>
+        </w:rPr>
+        <w:fldChar w:fldCharType="end"/>
+      </w:r>
+      <w:r>
+        <w:rPr>
+          <w:i w:val="0"/>
+          <w:iCs w:val="0"/>
+          <w:color w:val="auto"/>
+          <w:sz w:val="24"/>
+          <w:szCs w:val="24"/>
+        </w:rPr>
+        <w:t xml:space="preserve"> - Программа</w:t>
+      </w:r>
+    </w:p>
+    <w:p>
+      <w:pPr>
         <w:pStyle w:val="a5"/>
         <w:jc w:val="center"/>
         <w:rPr>
@@ -6422,7 +6581,36 @@
           <w:sz w:val="28"/>
           <w:szCs w:val="28"/>
         </w:rPr>
-        <w:t>Был создан дизайн сайта колледжа</w:t>
+        <w:t xml:space="preserve">Был создан дизайн сайта </w:t>
+      </w:r>
+      <w:proofErr w:type="gramStart"/>
+      <w:r>
+        <w:rPr>
+          <w:rFonts w:ascii="Times New Roman CYR" w:hAnsi="Times New Roman CYR" w:cs="Times New Roman CYR"/>
+          <w:color w:val="000000"/>
+          <w:sz w:val="28"/>
+          <w:szCs w:val="28"/>
+        </w:rPr>
+        <w:t>колледжа</w:t>
+      </w:r>
+      <w:r>
+        <w:rPr>
+          <w:rFonts w:ascii="Times New Roman CYR" w:hAnsi="Times New Roman CYR" w:cs="Times New Roman CYR"/>
+          <w:color w:val="000000"/>
+          <w:sz w:val="28"/>
+          <w:szCs w:val="28"/>
+        </w:rPr>
+        <w:t xml:space="preserve"> ,что</w:t>
+      </w:r>
+      <w:proofErr w:type="gramEnd"/>
+      <w:r>
+        <w:rPr>
+          <w:rFonts w:ascii="Times New Roman CYR" w:hAnsi="Times New Roman CYR" w:cs="Times New Roman CYR"/>
+          <w:color w:val="000000"/>
+          <w:sz w:val="28"/>
+          <w:szCs w:val="28"/>
+        </w:rPr>
+        <w:t xml:space="preserve"> продемонстрировано на (Рисунке 10)</w:t>
       </w:r>
     </w:p>
     <w:p>
@@ -6434,6 +6622,7 @@
     <w:p>
       <w:pPr>
         <w:pStyle w:val="a5"/>
+        <w:keepNext/>
         <w:jc w:val="center"/>
       </w:pPr>
       <w:r>
@@ -6489,6 +6678,90 @@
     </w:p>
     <w:p>
       <w:pPr>
+        <w:pStyle w:val="ac"/>
+        <w:jc w:val="center"/>
+        <w:rPr>
+          <w:i w:val="0"/>
+          <w:iCs w:val="0"/>
+          <w:color w:val="auto"/>
+          <w:sz w:val="24"/>
+          <w:szCs w:val="24"/>
+        </w:rPr>
+      </w:pPr>
+      <w:r>
+        <w:rPr>
+          <w:i w:val="0"/>
+          <w:iCs w:val="0"/>
+          <w:color w:val="auto"/>
+          <w:sz w:val="24"/>
+          <w:szCs w:val="24"/>
+        </w:rPr>
+        <w:t xml:space="preserve">Рисунок </w:t>
+      </w:r>
+      <w:r>
+        <w:rPr>
+          <w:i w:val="0"/>
+          <w:iCs w:val="0"/>
+          <w:color w:val="auto"/>
+          <w:sz w:val="24"/>
+          <w:szCs w:val="24"/>
+        </w:rPr>
+        <w:fldChar w:fldCharType="begin"/>
+      </w:r>
+      <w:r>
+        <w:rPr>
+          <w:i w:val="0"/>
+          <w:iCs w:val="0"/>
+          <w:color w:val="auto"/>
+          <w:sz w:val="24"/>
+          <w:szCs w:val="24"/>
+        </w:rPr>
+        <w:instrText xml:space="preserve"> SEQ Рисунок \* ARABIC </w:instrText>
+      </w:r>
+      <w:r>
+        <w:rPr>
+          <w:i w:val="0"/>
+          <w:iCs w:val="0"/>
+          <w:color w:val="auto"/>
+          <w:sz w:val="24"/>
+          <w:szCs w:val="24"/>
+        </w:rPr>
+        <w:fldChar w:fldCharType="separate"/>
+      </w:r>
+      <w:r>
+        <w:rPr>
+          <w:i w:val="0"/>
+          <w:iCs w:val="0"/>
+          <w:noProof/>
+          <w:color w:val="auto"/>
+          <w:sz w:val="24"/>
+          <w:szCs w:val="24"/>
+        </w:rPr>
+        <w:t>10</w:t>
+      </w:r>
+      <w:r>
+        <w:rPr>
+          <w:i w:val="0"/>
+          <w:iCs w:val="0"/>
+          <w:color w:val="auto"/>
+          <w:sz w:val="24"/>
+          <w:szCs w:val="24"/>
+        </w:rPr>
+        <w:fldChar w:fldCharType="end"/>
+      </w:r>
+      <w:r>
+        <w:rPr>
+          <w:i w:val="0"/>
+          <w:iCs w:val="0"/>
+          <w:color w:val="auto"/>
+          <w:sz w:val="24"/>
+          <w:szCs w:val="24"/>
+        </w:rPr>
+        <w:t xml:space="preserve"> – Основное окно сайта</w:t>
+      </w:r>
+    </w:p>
+    <w:p>
+      <w:pPr>
         <w:spacing w:after="160" w:line="259" w:lineRule="auto"/>
       </w:pPr>
       <w:r>
@@ -6625,28 +6898,14 @@
     </w:p>
     <w:p>
       <w:pPr>
-        <w:spacing w:before="100" w:beforeAutospacing="1" w:after="100" w:afterAutospacing="1"/>
-      </w:pPr>
-      <w:r>
-        <w:rPr>
-          <w:b/>
-          <w:bCs/>
-        </w:rPr>
-        <w:t>СОДЕРЖАНИЕ</w:t>
-      </w:r>
-    </w:p>
-    <w:p>
-      <w:pPr>
         <w:shd w:val="clear" w:color="auto" w:fill="FFFFFF"/>
         <w:spacing w:before="240" w:after="240"/>
         <w:rPr>
-          <w:rFonts w:ascii="Segoe UI" w:hAnsi="Segoe UI" w:cs="Segoe UI"/>
-          <w:color w:val="0F1115"/>
-        </w:rPr>
-      </w:pPr>
-      <w:r>
-        <w:rPr>
-          <w:rFonts w:ascii="Segoe UI" w:hAnsi="Segoe UI" w:cs="Segoe UI"/>
+          <w:color w:val="0F1115"/>
+        </w:rPr>
+      </w:pPr>
+      <w:r>
+        <w:rPr>
           <w:b/>
           <w:bCs/>
           <w:color w:val="0F1115"/>
@@ -7018,29 +7277,29 @@
           <w:sz w:val="28"/>
           <w:szCs w:val="28"/>
         </w:rPr>
+        <w:t>1.2. Требования к техническому обеспечению</w:t>
+      </w:r>
+      <w:r>
+        <w:rPr>
+          <w:sz w:val="28"/>
+          <w:szCs w:val="28"/>
+        </w:rPr>
+        <w:br/>
+      </w:r>
+      <w:r>
+        <w:rPr>
+          <w:sz w:val="28"/>
+          <w:szCs w:val="28"/>
+        </w:rPr>
+        <w:t>В таблице 1 приведены минимальные и рекомендуемые параметры ресурсов, выделяемых виртуальной машине (ВМ).</w:t>
+      </w:r>
+    </w:p>
+    <w:p>
+      <w:pPr>
+        <w:spacing w:before="100" w:beforeAutospacing="1" w:after="100" w:afterAutospacing="1"/>
+      </w:pPr>
+      <w:r>
         <w:lastRenderedPageBreak/>
-        <w:t>1.2. Требования к техническому обеспечению</w:t>
-      </w:r>
-      <w:r>
-        <w:rPr>
-          <w:sz w:val="28"/>
-          <w:szCs w:val="28"/>
-        </w:rPr>
-        <w:br/>
-      </w:r>
-      <w:r>
-        <w:rPr>
-          <w:sz w:val="28"/>
-          <w:szCs w:val="28"/>
-        </w:rPr>
-        <w:t>В таблице 1 приведены минимальные и рекомендуемые параметры ресурсов, выделяемых виртуальной машине (ВМ).</w:t>
-      </w:r>
-    </w:p>
-    <w:p>
-      <w:pPr>
-        <w:spacing w:before="100" w:beforeAutospacing="1" w:after="100" w:afterAutospacing="1"/>
-      </w:pPr>
-      <w:r>
         <w:t>Таблица 1 — Требования к ресурсам виртуальной машины</w:t>
       </w:r>
     </w:p>
@@ -7340,14 +7599,7 @@
           <w:sz w:val="28"/>
           <w:szCs w:val="28"/>
         </w:rPr>
-        <w:t xml:space="preserve"> распространяется в виде ISO-образа. Актуальная версия загружается с официального сайта:</w:t>
-      </w:r>
-      <w:r>
-        <w:rPr>
-          <w:sz w:val="28"/>
-          <w:szCs w:val="28"/>
-        </w:rPr>
-        <w:t xml:space="preserve"> </w:t>
+        <w:t xml:space="preserve"> распространяется в виде ISO-образа. Актуальная версия загружается с официального сайта: </w:t>
       </w:r>
       <w:hyperlink r:id="rId15" w:tgtFrame="_blank" w:history="1">
         <w:r>
@@ -7419,7 +7671,7 @@
     <w:p>
       <w:r>
         <w:pict w14:anchorId="7653A33C">
-          <v:rect id="_x0000_i1028" style="width:0;height:1.5pt" o:hralign="center" o:hrstd="t" o:hr="t" fillcolor="#a0a0a0" stroked="f"/>
+          <v:rect id="_x0000_i1026" style="width:0;height:1.5pt" o:hralign="center" o:hrstd="t" o:hr="t" fillcolor="#a0a0a0" stroked="f"/>
         </w:pict>
       </w:r>
     </w:p>
@@ -7850,6 +8102,15 @@
       <w:pPr>
         <w:spacing w:before="100" w:beforeAutospacing="1" w:after="100" w:afterAutospacing="1"/>
         <w:rPr>
+          <w:sz w:val="28"/>
+          <w:szCs w:val="28"/>
+        </w:rPr>
+      </w:pPr>
+    </w:p>
+    <w:p>
+      <w:pPr>
+        <w:spacing w:before="100" w:beforeAutospacing="1" w:after="100" w:afterAutospacing="1"/>
+        <w:rPr>
           <w:b/>
           <w:bCs/>
           <w:sz w:val="28"/>
@@ -7863,6 +8124,7 @@
           <w:sz w:val="28"/>
           <w:szCs w:val="28"/>
         </w:rPr>
+        <w:lastRenderedPageBreak/>
         <w:t>Порядок настройки:</w:t>
       </w:r>
     </w:p>
@@ -8855,6 +9117,7 @@
           <w:sz w:val="32"/>
           <w:szCs w:val="32"/>
         </w:rPr>
+        <w:lastRenderedPageBreak/>
         <w:t>5. ПЕРВИЧНАЯ НАСТРОЙКА СИСТЕМЫ</w:t>
       </w:r>
     </w:p>
@@ -9933,6 +10196,7 @@
           <w:sz w:val="32"/>
           <w:szCs w:val="32"/>
         </w:rPr>
+        <w:lastRenderedPageBreak/>
         <w:t>6. ПЕРЕЧЕНЬ ВОЗМОЖНЫХ НЕИСПРАВНОСТЕЙ И СПОСОБЫ ИХ УСТРАНЕНИЯ</w:t>
       </w:r>
     </w:p>
@@ -10406,13 +10670,7 @@
         <w:spacing w:before="100" w:beforeAutospacing="1" w:after="100" w:afterAutospacing="1"/>
       </w:pPr>
       <w:r>
-        <w:t xml:space="preserve">Таблица 4 </w:t>
-      </w:r>
-      <w:r>
-        <w:t>—</w:t>
-      </w:r>
-      <w:r>
-        <w:t xml:space="preserve"> Перечень сокращений и условных обозначений </w:t>
+        <w:t xml:space="preserve">Таблица 4 — Перечень сокращений и условных обозначений </w:t>
       </w:r>
     </w:p>
     <w:tbl>
@@ -10884,6 +11142,7 @@
           <w:szCs w:val="28"/>
           <w:highlight w:val="white"/>
         </w:rPr>
+        <w:lastRenderedPageBreak/>
         <w:t>ЗАКЛЮЧЕНИЕ</w:t>
       </w:r>
     </w:p>
@@ -11315,21 +11574,35 @@
           <w:lang w:val="en-US"/>
         </w:rPr>
       </w:pPr>
-      <w:r>
+      <w:hyperlink r:id="rId16" w:history="1">
+        <w:r>
+          <w:rPr>
+            <w:rStyle w:val="a9"/>
+            <w:sz w:val="28"/>
+            <w:szCs w:val="28"/>
+            <w:lang w:val="en-US"/>
+          </w:rPr>
+          <w:t>https://github.com/Hefamr01/Practice_1/tree/main/</w:t>
+        </w:r>
+        <w:r>
+          <w:rPr>
+            <w:rStyle w:val="a9"/>
+            <w:sz w:val="28"/>
+            <w:szCs w:val="28"/>
+          </w:rPr>
+          <w:t>Практика</w:t>
+        </w:r>
+      </w:hyperlink>
+    </w:p>
+    <w:p>
+      <w:pPr>
+        <w:ind w:left="360"/>
         <w:rPr>
           <w:sz w:val="28"/>
           <w:szCs w:val="28"/>
           <w:lang w:val="en-US"/>
         </w:rPr>
-        <w:t>https://github.com/Hefamr01/Practice_1/tree/main/</w:t>
-      </w:r>
-      <w:r>
-        <w:rPr>
-          <w:sz w:val="28"/>
-          <w:szCs w:val="28"/>
-        </w:rPr>
-        <w:t>Практика</w:t>
-      </w:r>
+      </w:pPr>
     </w:p>
     <w:p>
       <w:pPr>
@@ -11342,10 +11615,10 @@
           <w:noProof/>
         </w:rPr>
         <w:drawing>
-          <wp:inline distT="0" distB="0" distL="0" distR="0" wp14:anchorId="329BF4E0" wp14:editId="240E0075">
-            <wp:extent cx="2714625" cy="2714625"/>
+          <wp:inline distT="0" distB="0" distL="0" distR="0" wp14:anchorId="7A923D63" wp14:editId="5B108E7E">
+            <wp:extent cx="2773045" cy="2773045"/>
             <wp:effectExtent l="0" t="0" r="0" b="0"/>
-            <wp:docPr id="21" name="Рисунок 21"/>
+            <wp:docPr id="1" name="Рисунок 1"/>
             <wp:cNvGraphicFramePr>
               <a:graphicFrameLocks xmlns:a="http://schemas.openxmlformats.org/drawingml/2006/main" noChangeAspect="1"/>
             </wp:cNvGraphicFramePr>
@@ -11353,11 +11626,11 @@
               <a:graphicData uri="http://schemas.openxmlformats.org/drawingml/2006/picture">
                 <pic:pic xmlns:pic="http://schemas.openxmlformats.org/drawingml/2006/picture">
                   <pic:nvPicPr>
-                    <pic:cNvPr id="20" name="Рисунок 20"/>
+                    <pic:cNvPr id="1" name="Рисунок 1"/>
                     <pic:cNvPicPr/>
                   </pic:nvPicPr>
                   <pic:blipFill>
-                    <a:blip r:embed="rId16" cstate="print">
+                    <a:blip r:embed="rId17" cstate="print">
                       <a:extLst>
                         <a:ext uri="{28A0092B-C50C-407E-A947-70E740481C1C}">
                           <a14:useLocalDpi xmlns:a14="http://schemas.microsoft.com/office/drawing/2010/main" val="0"/>
@@ -11371,7 +11644,7 @@
                   <pic:spPr>
                     <a:xfrm>
                       <a:off x="0" y="0"/>
-                      <a:ext cx="2714625" cy="2714625"/>
+                      <a:ext cx="2773045" cy="2773045"/>
                     </a:xfrm>
                     <a:prstGeom prst="rect">
                       <a:avLst/>
@@ -11386,149 +11659,6 @@
     </w:p>
     <w:p>
       <w:pPr>
-        <w:pStyle w:val="ac"/>
-        <w:jc w:val="center"/>
-        <w:rPr>
-          <w:b/>
-          <w:bCs/>
-          <w:color w:val="auto"/>
-          <w:sz w:val="24"/>
-          <w:szCs w:val="24"/>
-        </w:rPr>
-      </w:pPr>
-      <w:r>
-        <w:rPr>
-          <w:b/>
-          <w:bCs/>
-          <w:color w:val="auto"/>
-          <w:sz w:val="24"/>
-          <w:szCs w:val="24"/>
-        </w:rPr>
-        <w:t xml:space="preserve">Рисунок </w:t>
-      </w:r>
-      <w:r>
-        <w:rPr>
-          <w:b/>
-          <w:bCs/>
-          <w:color w:val="auto"/>
-          <w:sz w:val="24"/>
-          <w:szCs w:val="24"/>
-        </w:rPr>
-        <w:fldChar w:fldCharType="begin"/>
-      </w:r>
-      <w:r>
-        <w:rPr>
-          <w:b/>
-          <w:bCs/>
-          <w:color w:val="auto"/>
-          <w:sz w:val="24"/>
-          <w:szCs w:val="24"/>
-        </w:rPr>
-        <w:instrText xml:space="preserve"> SEQ Рисунок \* ARABIC </w:instrText>
-      </w:r>
-      <w:r>
-        <w:rPr>
-          <w:b/>
-          <w:bCs/>
-          <w:color w:val="auto"/>
-          <w:sz w:val="24"/>
-          <w:szCs w:val="24"/>
-        </w:rPr>
-        <w:fldChar w:fldCharType="separate"/>
-      </w:r>
-      <w:r>
-        <w:rPr>
-          <w:b/>
-          <w:bCs/>
-          <w:noProof/>
-          <w:color w:val="auto"/>
-          <w:sz w:val="24"/>
-          <w:szCs w:val="24"/>
-        </w:rPr>
-        <w:t>9</w:t>
-      </w:r>
-      <w:r>
-        <w:rPr>
-          <w:b/>
-          <w:bCs/>
-          <w:color w:val="auto"/>
-          <w:sz w:val="24"/>
-          <w:szCs w:val="24"/>
-        </w:rPr>
-        <w:fldChar w:fldCharType="end"/>
-      </w:r>
-      <w:r>
-        <w:rPr>
-          <w:b/>
-          <w:bCs/>
-          <w:color w:val="auto"/>
-          <w:sz w:val="24"/>
-          <w:szCs w:val="24"/>
-        </w:rPr>
-        <w:t xml:space="preserve"> </w:t>
-      </w:r>
-      <w:r>
-        <w:rPr>
-          <w:b/>
-          <w:bCs/>
-          <w:color w:val="auto"/>
-          <w:sz w:val="24"/>
-          <w:szCs w:val="24"/>
-          <w:lang w:val="en-US"/>
-        </w:rPr>
-        <w:t>QR</w:t>
-      </w:r>
-      <w:r>
-        <w:rPr>
-          <w:b/>
-          <w:bCs/>
-          <w:color w:val="auto"/>
-          <w:sz w:val="24"/>
-          <w:szCs w:val="24"/>
-        </w:rPr>
-        <w:t xml:space="preserve"> – код ссылается на </w:t>
-      </w:r>
-      <w:r>
-        <w:rPr>
-          <w:b/>
-          <w:bCs/>
-          <w:color w:val="auto"/>
-          <w:sz w:val="24"/>
-          <w:szCs w:val="24"/>
-          <w:lang w:val="en-US"/>
-        </w:rPr>
-        <w:t>G</w:t>
-      </w:r>
-      <w:r>
-        <w:rPr>
-          <w:b/>
-          <w:bCs/>
-          <w:color w:val="auto"/>
-          <w:sz w:val="24"/>
-          <w:szCs w:val="24"/>
-          <w:lang w:val="en-US"/>
-        </w:rPr>
-        <w:t>it</w:t>
-      </w:r>
-      <w:r>
-        <w:rPr>
-          <w:b/>
-          <w:bCs/>
-          <w:color w:val="auto"/>
-          <w:sz w:val="24"/>
-          <w:szCs w:val="24"/>
-        </w:rPr>
-        <w:t xml:space="preserve"> хаб</w:t>
-      </w:r>
-    </w:p>
-    <w:p>
-      <w:pPr>
-        <w:pStyle w:val="ac"/>
-        <w:jc w:val="center"/>
-      </w:pPr>
-    </w:p>
-    <w:p>
-      <w:pPr>
         <w:ind w:left="360"/>
         <w:jc w:val="center"/>
         <w:rPr>
@@ -11572,26 +11702,40 @@
     </w:p>
     <w:p>
       <w:pPr>
+        <w:pStyle w:val="a5"/>
+        <w:numPr>
+          <w:ilvl w:val="0"/>
+          <w:numId w:val="32"/>
+        </w:numPr>
         <w:rPr>
           <w:b/>
           <w:bCs/>
+          <w:sz w:val="28"/>
+          <w:szCs w:val="28"/>
         </w:rPr>
       </w:pPr>
       <w:r>
         <w:rPr>
           <w:b/>
           <w:bCs/>
-        </w:rPr>
-        <w:t xml:space="preserve">1. </w:t>
-      </w:r>
-      <w:r>
-        <w:rPr>
-          <w:b/>
-          <w:bCs/>
           <w:sz w:val="28"/>
           <w:szCs w:val="28"/>
         </w:rPr>
         <w:t>Общее описание и назначение</w:t>
+      </w:r>
+    </w:p>
+    <w:p>
+      <w:r>
+        <w:t xml:space="preserve">Таблица 5 </w:t>
+      </w:r>
+      <w:r>
+        <w:t>–</w:t>
+      </w:r>
+      <w:r>
+        <w:t xml:space="preserve"> </w:t>
+      </w:r>
+      <w:r>
+        <w:t>Демонстрация описания и назначения</w:t>
       </w:r>
     </w:p>
     <w:tbl>
@@ -12196,6 +12340,11 @@
     </w:p>
     <w:p>
       <w:pPr>
+        <w:pStyle w:val="a5"/>
+        <w:numPr>
+          <w:ilvl w:val="0"/>
+          <w:numId w:val="32"/>
+        </w:numPr>
         <w:rPr>
           <w:b/>
           <w:bCs/>
@@ -12210,7 +12359,21 @@
           <w:sz w:val="28"/>
           <w:szCs w:val="28"/>
         </w:rPr>
-        <w:t>3. Производительность и требования к ресурсам</w:t>
+        <w:t>Производительность и требования к ресурсам</w:t>
+      </w:r>
+    </w:p>
+    <w:p>
+      <w:r>
+        <w:t xml:space="preserve">Таблица 6 </w:t>
+      </w:r>
+      <w:r>
+        <w:t>–</w:t>
+      </w:r>
+      <w:r>
+        <w:t xml:space="preserve"> </w:t>
+      </w:r>
+      <w:r>
+        <w:t>Демонстрирует характеристики каждой ОС</w:t>
       </w:r>
     </w:p>
     <w:tbl>
@@ -13603,6 +13766,11 @@
     </w:p>
     <w:p>
       <w:pPr>
+        <w:pStyle w:val="a5"/>
+        <w:numPr>
+          <w:ilvl w:val="0"/>
+          <w:numId w:val="31"/>
+        </w:numPr>
         <w:rPr>
           <w:b/>
           <w:bCs/>
@@ -13617,7 +13785,13 @@
           <w:sz w:val="28"/>
           <w:szCs w:val="28"/>
         </w:rPr>
-        <w:t>8. Сравнительная итоговая таблица ключевых свойств</w:t>
+        <w:t>Сравнительная итоговая таблица ключевых свойств</w:t>
+      </w:r>
+    </w:p>
+    <w:p>
+      <w:r>
+        <w:lastRenderedPageBreak/>
+        <w:t xml:space="preserve">Таблица 7 – Сравнительная таблица </w:t>
       </w:r>
     </w:p>
     <w:tbl>
@@ -13652,7 +13826,6 @@
                 <w:b/>
                 <w:bCs/>
               </w:rPr>
-              <w:lastRenderedPageBreak/>
               <w:t>Характеристика</w:t>
             </w:r>
           </w:p>
@@ -14647,7 +14820,7 @@
                     <pic:cNvPicPr/>
                   </pic:nvPicPr>
                   <pic:blipFill>
-                    <a:blip r:embed="rId17" cstate="print">
+                    <a:blip r:embed="rId18" cstate="print">
                       <a:extLst>
                         <a:ext uri="{28A0092B-C50C-407E-A947-70E740481C1C}">
                           <a14:useLocalDpi xmlns:a14="http://schemas.microsoft.com/office/drawing/2010/main" val="0"/>
@@ -15035,6 +15208,96 @@
     </w:lvl>
   </w:abstractNum>
   <w:abstractNum w:abstractNumId="3" w15:restartNumberingAfterBreak="0">
+    <w:nsid w:val="07446680"/>
+    <w:multiLevelType w:val="hybridMultilevel"/>
+    <w:tmpl w:val="4C54C7A2"/>
+    <w:lvl w:ilvl="0" w:tplc="465A7790">
+      <w:start w:val="1"/>
+      <w:numFmt w:val="decimal"/>
+      <w:lvlText w:val="%1."/>
+      <w:lvlJc w:val="left"/>
+      <w:pPr>
+        <w:ind w:left="720" w:hanging="360"/>
+      </w:pPr>
+      <w:rPr>
+        <w:rFonts w:hint="default"/>
+        <w:sz w:val="24"/>
+      </w:rPr>
+    </w:lvl>
+    <w:lvl w:ilvl="1" w:tplc="04190019" w:tentative="1">
+      <w:start w:val="1"/>
+      <w:numFmt w:val="lowerLetter"/>
+      <w:lvlText w:val="%2."/>
+      <w:lvlJc w:val="left"/>
+      <w:pPr>
+        <w:ind w:left="1440" w:hanging="360"/>
+      </w:pPr>
+    </w:lvl>
+    <w:lvl w:ilvl="2" w:tplc="0419001B" w:tentative="1">
+      <w:start w:val="1"/>
+      <w:numFmt w:val="lowerRoman"/>
+      <w:lvlText w:val="%3."/>
+      <w:lvlJc w:val="right"/>
+      <w:pPr>
+        <w:ind w:left="2160" w:hanging="180"/>
+      </w:pPr>
+    </w:lvl>
+    <w:lvl w:ilvl="3" w:tplc="0419000F" w:tentative="1">
+      <w:start w:val="1"/>
+      <w:numFmt w:val="decimal"/>
+      <w:lvlText w:val="%4."/>
+      <w:lvlJc w:val="left"/>
+      <w:pPr>
+        <w:ind w:left="2880" w:hanging="360"/>
+      </w:pPr>
+    </w:lvl>
+    <w:lvl w:ilvl="4" w:tplc="04190019" w:tentative="1">
+      <w:start w:val="1"/>
+      <w:numFmt w:val="lowerLetter"/>
+      <w:lvlText w:val="%5."/>
+      <w:lvlJc w:val="left"/>
+      <w:pPr>
+        <w:ind w:left="3600" w:hanging="360"/>
+      </w:pPr>
+    </w:lvl>
+    <w:lvl w:ilvl="5" w:tplc="0419001B" w:tentative="1">
+      <w:start w:val="1"/>
+      <w:numFmt w:val="lowerRoman"/>
+      <w:lvlText w:val="%6."/>
+      <w:lvlJc w:val="right"/>
+      <w:pPr>
+        <w:ind w:left="4320" w:hanging="180"/>
+      </w:pPr>
+    </w:lvl>
+    <w:lvl w:ilvl="6" w:tplc="0419000F" w:tentative="1">
+      <w:start w:val="1"/>
+      <w:numFmt w:val="decimal"/>
+      <w:lvlText w:val="%7."/>
+      <w:lvlJc w:val="left"/>
+      <w:pPr>
+        <w:ind w:left="5040" w:hanging="360"/>
+      </w:pPr>
+    </w:lvl>
+    <w:lvl w:ilvl="7" w:tplc="04190019" w:tentative="1">
+      <w:start w:val="1"/>
+      <w:numFmt w:val="lowerLetter"/>
+      <w:lvlText w:val="%8."/>
+      <w:lvlJc w:val="left"/>
+      <w:pPr>
+        <w:ind w:left="5760" w:hanging="360"/>
+      </w:pPr>
+    </w:lvl>
+    <w:lvl w:ilvl="8" w:tplc="0419001B" w:tentative="1">
+      <w:start w:val="1"/>
+      <w:numFmt w:val="lowerRoman"/>
+      <w:lvlText w:val="%9."/>
+      <w:lvlJc w:val="right"/>
+      <w:pPr>
+        <w:ind w:left="6480" w:hanging="180"/>
+      </w:pPr>
+    </w:lvl>
+  </w:abstractNum>
+  <w:abstractNum w:abstractNumId="4" w15:restartNumberingAfterBreak="0">
     <w:nsid w:val="0DE70D3C"/>
     <w:multiLevelType w:val="hybridMultilevel"/>
     <w:tmpl w:val="E4B46960"/>
@@ -15147,7 +15410,7 @@
       </w:pPr>
     </w:lvl>
   </w:abstractNum>
-  <w:abstractNum w:abstractNumId="4" w15:restartNumberingAfterBreak="0">
+  <w:abstractNum w:abstractNumId="5" w15:restartNumberingAfterBreak="0">
     <w:nsid w:val="15825326"/>
     <w:multiLevelType w:val="multilevel"/>
     <w:tmpl w:val="5D7486A4"/>
@@ -15296,7 +15559,7 @@
       </w:rPr>
     </w:lvl>
   </w:abstractNum>
-  <w:abstractNum w:abstractNumId="5" w15:restartNumberingAfterBreak="0">
+  <w:abstractNum w:abstractNumId="6" w15:restartNumberingAfterBreak="0">
     <w:nsid w:val="15F17D21"/>
     <w:multiLevelType w:val="multilevel"/>
     <w:tmpl w:val="5E405C3A"/>
@@ -15409,7 +15672,7 @@
       </w:pPr>
     </w:lvl>
   </w:abstractNum>
-  <w:abstractNum w:abstractNumId="6" w15:restartNumberingAfterBreak="0">
+  <w:abstractNum w:abstractNumId="7" w15:restartNumberingAfterBreak="0">
     <w:nsid w:val="1700158C"/>
     <w:multiLevelType w:val="multilevel"/>
     <w:tmpl w:val="AD74E2DC"/>
@@ -15558,7 +15821,7 @@
       </w:rPr>
     </w:lvl>
   </w:abstractNum>
-  <w:abstractNum w:abstractNumId="7" w15:restartNumberingAfterBreak="0">
+  <w:abstractNum w:abstractNumId="8" w15:restartNumberingAfterBreak="0">
     <w:nsid w:val="19B27282"/>
     <w:multiLevelType w:val="multilevel"/>
     <w:tmpl w:val="6010D318"/>
@@ -15675,7 +15938,7 @@
       </w:pPr>
     </w:lvl>
   </w:abstractNum>
-  <w:abstractNum w:abstractNumId="8" w15:restartNumberingAfterBreak="0">
+  <w:abstractNum w:abstractNumId="9" w15:restartNumberingAfterBreak="0">
     <w:nsid w:val="29C056BC"/>
     <w:multiLevelType w:val="multilevel"/>
     <w:tmpl w:val="7124F1B4"/>
@@ -15788,7 +16051,7 @@
       </w:pPr>
     </w:lvl>
   </w:abstractNum>
-  <w:abstractNum w:abstractNumId="9" w15:restartNumberingAfterBreak="0">
+  <w:abstractNum w:abstractNumId="10" w15:restartNumberingAfterBreak="0">
     <w:nsid w:val="2EEA7B79"/>
     <w:multiLevelType w:val="hybridMultilevel"/>
     <w:tmpl w:val="12686002"/>
@@ -15874,7 +16137,7 @@
       </w:pPr>
     </w:lvl>
   </w:abstractNum>
-  <w:abstractNum w:abstractNumId="10" w15:restartNumberingAfterBreak="0">
+  <w:abstractNum w:abstractNumId="11" w15:restartNumberingAfterBreak="0">
     <w:nsid w:val="30BE1884"/>
     <w:multiLevelType w:val="multilevel"/>
     <w:tmpl w:val="80666356"/>
@@ -16023,7 +16286,7 @@
       </w:rPr>
     </w:lvl>
   </w:abstractNum>
-  <w:abstractNum w:abstractNumId="11" w15:restartNumberingAfterBreak="0">
+  <w:abstractNum w:abstractNumId="12" w15:restartNumberingAfterBreak="0">
     <w:nsid w:val="318B65B9"/>
     <w:multiLevelType w:val="multilevel"/>
     <w:tmpl w:val="8550C7F6"/>
@@ -16172,7 +16435,7 @@
       </w:rPr>
     </w:lvl>
   </w:abstractNum>
-  <w:abstractNum w:abstractNumId="12" w15:restartNumberingAfterBreak="0">
+  <w:abstractNum w:abstractNumId="13" w15:restartNumberingAfterBreak="0">
     <w:nsid w:val="36FA509C"/>
     <w:multiLevelType w:val="multilevel"/>
     <w:tmpl w:val="526446D8"/>
@@ -16321,7 +16584,7 @@
       </w:rPr>
     </w:lvl>
   </w:abstractNum>
-  <w:abstractNum w:abstractNumId="13" w15:restartNumberingAfterBreak="0">
+  <w:abstractNum w:abstractNumId="14" w15:restartNumberingAfterBreak="0">
     <w:nsid w:val="440A6D02"/>
     <w:multiLevelType w:val="multilevel"/>
     <w:tmpl w:val="88687174"/>
@@ -16470,7 +16733,7 @@
       </w:rPr>
     </w:lvl>
   </w:abstractNum>
-  <w:abstractNum w:abstractNumId="14" w15:restartNumberingAfterBreak="0">
+  <w:abstractNum w:abstractNumId="15" w15:restartNumberingAfterBreak="0">
     <w:nsid w:val="44DB3F74"/>
     <w:multiLevelType w:val="multilevel"/>
     <w:tmpl w:val="128282C6"/>
@@ -16583,7 +16846,7 @@
       </w:pPr>
     </w:lvl>
   </w:abstractNum>
-  <w:abstractNum w:abstractNumId="15" w15:restartNumberingAfterBreak="0">
+  <w:abstractNum w:abstractNumId="16" w15:restartNumberingAfterBreak="0">
     <w:nsid w:val="49B84C6E"/>
     <w:multiLevelType w:val="multilevel"/>
     <w:tmpl w:val="CF6E4B2A"/>
@@ -16704,7 +16967,7 @@
       </w:rPr>
     </w:lvl>
   </w:abstractNum>
-  <w:abstractNum w:abstractNumId="16" w15:restartNumberingAfterBreak="0">
+  <w:abstractNum w:abstractNumId="17" w15:restartNumberingAfterBreak="0">
     <w:nsid w:val="4B69355A"/>
     <w:multiLevelType w:val="multilevel"/>
     <w:tmpl w:val="1A5EF518"/>
@@ -16853,7 +17116,7 @@
       </w:rPr>
     </w:lvl>
   </w:abstractNum>
-  <w:abstractNum w:abstractNumId="17" w15:restartNumberingAfterBreak="0">
+  <w:abstractNum w:abstractNumId="18" w15:restartNumberingAfterBreak="0">
     <w:nsid w:val="50116C49"/>
     <w:multiLevelType w:val="hybridMultilevel"/>
     <w:tmpl w:val="E15E94C4"/>
@@ -16966,7 +17229,7 @@
       </w:rPr>
     </w:lvl>
   </w:abstractNum>
-  <w:abstractNum w:abstractNumId="18" w15:restartNumberingAfterBreak="0">
+  <w:abstractNum w:abstractNumId="19" w15:restartNumberingAfterBreak="0">
     <w:nsid w:val="509954D4"/>
     <w:multiLevelType w:val="multilevel"/>
     <w:tmpl w:val="09321128"/>
@@ -17079,7 +17342,7 @@
       </w:pPr>
     </w:lvl>
   </w:abstractNum>
-  <w:abstractNum w:abstractNumId="19" w15:restartNumberingAfterBreak="0">
+  <w:abstractNum w:abstractNumId="20" w15:restartNumberingAfterBreak="0">
     <w:nsid w:val="554A4973"/>
     <w:multiLevelType w:val="hybridMultilevel"/>
     <w:tmpl w:val="ABF45632"/>
@@ -17169,7 +17432,7 @@
       </w:pPr>
     </w:lvl>
   </w:abstractNum>
-  <w:abstractNum w:abstractNumId="20" w15:restartNumberingAfterBreak="0">
+  <w:abstractNum w:abstractNumId="21" w15:restartNumberingAfterBreak="0">
     <w:nsid w:val="5B202572"/>
     <w:multiLevelType w:val="multilevel"/>
     <w:tmpl w:val="977880DE"/>
@@ -17318,7 +17581,7 @@
       </w:rPr>
     </w:lvl>
   </w:abstractNum>
-  <w:abstractNum w:abstractNumId="21" w15:restartNumberingAfterBreak="0">
+  <w:abstractNum w:abstractNumId="22" w15:restartNumberingAfterBreak="0">
     <w:nsid w:val="5DB64A4B"/>
     <w:multiLevelType w:val="multilevel"/>
     <w:tmpl w:val="B9C2F80A"/>
@@ -17467,7 +17730,7 @@
       </w:rPr>
     </w:lvl>
   </w:abstractNum>
-  <w:abstractNum w:abstractNumId="22" w15:restartNumberingAfterBreak="0">
+  <w:abstractNum w:abstractNumId="23" w15:restartNumberingAfterBreak="0">
     <w:nsid w:val="60AC691F"/>
     <w:multiLevelType w:val="multilevel"/>
     <w:tmpl w:val="51A6B094"/>
@@ -17584,7 +17847,7 @@
       </w:pPr>
     </w:lvl>
   </w:abstractNum>
-  <w:abstractNum w:abstractNumId="23" w15:restartNumberingAfterBreak="0">
+  <w:abstractNum w:abstractNumId="24" w15:restartNumberingAfterBreak="0">
     <w:nsid w:val="62022445"/>
     <w:multiLevelType w:val="hybridMultilevel"/>
     <w:tmpl w:val="12686002"/>
@@ -17670,7 +17933,7 @@
       </w:pPr>
     </w:lvl>
   </w:abstractNum>
-  <w:abstractNum w:abstractNumId="24" w15:restartNumberingAfterBreak="0">
+  <w:abstractNum w:abstractNumId="25" w15:restartNumberingAfterBreak="0">
     <w:nsid w:val="64E45896"/>
     <w:multiLevelType w:val="hybridMultilevel"/>
     <w:tmpl w:val="7420813C"/>
@@ -17786,7 +18049,7 @@
       </w:pPr>
     </w:lvl>
   </w:abstractNum>
-  <w:abstractNum w:abstractNumId="25" w15:restartNumberingAfterBreak="0">
+  <w:abstractNum w:abstractNumId="26" w15:restartNumberingAfterBreak="0">
     <w:nsid w:val="65885301"/>
     <w:multiLevelType w:val="multilevel"/>
     <w:tmpl w:val="44E8DD24"/>
@@ -17899,7 +18162,7 @@
       </w:pPr>
     </w:lvl>
   </w:abstractNum>
-  <w:abstractNum w:abstractNumId="26" w15:restartNumberingAfterBreak="0">
+  <w:abstractNum w:abstractNumId="27" w15:restartNumberingAfterBreak="0">
     <w:nsid w:val="67F8711B"/>
     <w:multiLevelType w:val="hybridMultilevel"/>
     <w:tmpl w:val="C3D8F0EA"/>
@@ -18012,7 +18275,7 @@
       </w:rPr>
     </w:lvl>
   </w:abstractNum>
-  <w:abstractNum w:abstractNumId="27" w15:restartNumberingAfterBreak="0">
+  <w:abstractNum w:abstractNumId="28" w15:restartNumberingAfterBreak="0">
     <w:nsid w:val="75075167"/>
     <w:multiLevelType w:val="multilevel"/>
     <w:tmpl w:val="3A74CC18"/>
@@ -18125,7 +18388,7 @@
       </w:pPr>
     </w:lvl>
   </w:abstractNum>
-  <w:abstractNum w:abstractNumId="28" w15:restartNumberingAfterBreak="0">
+  <w:abstractNum w:abstractNumId="29" w15:restartNumberingAfterBreak="0">
     <w:nsid w:val="7A2A7B51"/>
     <w:multiLevelType w:val="multilevel"/>
     <w:tmpl w:val="5E14AD10"/>
@@ -18274,7 +18537,7 @@
       </w:rPr>
     </w:lvl>
   </w:abstractNum>
-  <w:abstractNum w:abstractNumId="29" w15:restartNumberingAfterBreak="0">
+  <w:abstractNum w:abstractNumId="30" w15:restartNumberingAfterBreak="0">
     <w:nsid w:val="7CAE71E2"/>
     <w:multiLevelType w:val="multilevel"/>
     <w:tmpl w:val="993E7528"/>
@@ -18423,7 +18686,7 @@
       </w:rPr>
     </w:lvl>
   </w:abstractNum>
-  <w:abstractNum w:abstractNumId="30" w15:restartNumberingAfterBreak="0">
+  <w:abstractNum w:abstractNumId="31" w15:restartNumberingAfterBreak="0">
     <w:nsid w:val="7DC672D7"/>
     <w:multiLevelType w:val="hybridMultilevel"/>
     <w:tmpl w:val="0A20D30C"/>
@@ -18537,34 +18800,34 @@
     </w:lvl>
   </w:abstractNum>
   <w:num w:numId="1">
-    <w:abstractNumId w:val="3"/>
+    <w:abstractNumId w:val="4"/>
   </w:num>
   <w:num w:numId="2">
+    <w:abstractNumId w:val="25"/>
+  </w:num>
+  <w:num w:numId="3">
+    <w:abstractNumId w:val="7"/>
+  </w:num>
+  <w:num w:numId="4">
+    <w:abstractNumId w:val="20"/>
+  </w:num>
+  <w:num w:numId="5">
+    <w:abstractNumId w:val="10"/>
+  </w:num>
+  <w:num w:numId="6">
     <w:abstractNumId w:val="24"/>
   </w:num>
-  <w:num w:numId="3">
-    <w:abstractNumId w:val="6"/>
-  </w:num>
-  <w:num w:numId="4">
+  <w:num w:numId="7">
     <w:abstractNumId w:val="19"/>
   </w:num>
-  <w:num w:numId="5">
+  <w:num w:numId="8">
     <w:abstractNumId w:val="9"/>
   </w:num>
-  <w:num w:numId="6">
-    <w:abstractNumId w:val="23"/>
-  </w:num>
-  <w:num w:numId="7">
-    <w:abstractNumId w:val="18"/>
-  </w:num>
-  <w:num w:numId="8">
-    <w:abstractNumId w:val="8"/>
-  </w:num>
   <w:num w:numId="9">
-    <w:abstractNumId w:val="16"/>
+    <w:abstractNumId w:val="17"/>
   </w:num>
   <w:num w:numId="10">
-    <w:abstractNumId w:val="29"/>
+    <w:abstractNumId w:val="30"/>
   </w:num>
   <w:num w:numId="11">
     <w:abstractNumId w:val="1"/>
@@ -18573,61 +18836,64 @@
     <w:abstractNumId w:val="0"/>
   </w:num>
   <w:num w:numId="13">
-    <w:abstractNumId w:val="21"/>
+    <w:abstractNumId w:val="22"/>
   </w:num>
   <w:num w:numId="14">
-    <w:abstractNumId w:val="12"/>
+    <w:abstractNumId w:val="13"/>
   </w:num>
   <w:num w:numId="15">
-    <w:abstractNumId w:val="10"/>
+    <w:abstractNumId w:val="11"/>
   </w:num>
   <w:num w:numId="16">
-    <w:abstractNumId w:val="11"/>
+    <w:abstractNumId w:val="12"/>
   </w:num>
   <w:num w:numId="17">
     <w:abstractNumId w:val="2"/>
   </w:num>
   <w:num w:numId="18">
-    <w:abstractNumId w:val="30"/>
+    <w:abstractNumId w:val="31"/>
   </w:num>
   <w:num w:numId="19">
-    <w:abstractNumId w:val="13"/>
+    <w:abstractNumId w:val="14"/>
   </w:num>
   <w:num w:numId="20">
+    <w:abstractNumId w:val="16"/>
+  </w:num>
+  <w:num w:numId="21">
     <w:abstractNumId w:val="15"/>
   </w:num>
-  <w:num w:numId="21">
-    <w:abstractNumId w:val="14"/>
-  </w:num>
   <w:num w:numId="22">
-    <w:abstractNumId w:val="25"/>
+    <w:abstractNumId w:val="26"/>
   </w:num>
   <w:num w:numId="23">
+    <w:abstractNumId w:val="6"/>
+  </w:num>
+  <w:num w:numId="24">
+    <w:abstractNumId w:val="29"/>
+  </w:num>
+  <w:num w:numId="25">
+    <w:abstractNumId w:val="18"/>
+  </w:num>
+  <w:num w:numId="26">
+    <w:abstractNumId w:val="21"/>
+  </w:num>
+  <w:num w:numId="27">
     <w:abstractNumId w:val="5"/>
   </w:num>
-  <w:num w:numId="24">
+  <w:num w:numId="28">
     <w:abstractNumId w:val="28"/>
   </w:num>
-  <w:num w:numId="25">
-    <w:abstractNumId w:val="17"/>
-  </w:num>
-  <w:num w:numId="26">
-    <w:abstractNumId w:val="20"/>
-  </w:num>
-  <w:num w:numId="27">
-    <w:abstractNumId w:val="4"/>
-  </w:num>
-  <w:num w:numId="28">
+  <w:num w:numId="29">
     <w:abstractNumId w:val="27"/>
   </w:num>
-  <w:num w:numId="29">
-    <w:abstractNumId w:val="26"/>
-  </w:num>
   <w:num w:numId="30">
-    <w:abstractNumId w:val="7"/>
+    <w:abstractNumId w:val="8"/>
   </w:num>
   <w:num w:numId="31">
-    <w:abstractNumId w:val="22"/>
+    <w:abstractNumId w:val="23"/>
+  </w:num>
+  <w:num w:numId="32">
+    <w:abstractNumId w:val="3"/>
   </w:num>
 </w:numbering>
 </file>
@@ -19130,6 +19396,7 @@
   <w:style w:type="character" w:default="1" w:styleId="a0">
     <w:name w:val="Default Paragraph Font"/>
     <w:uiPriority w:val="1"/>
+    <w:semiHidden/>
     <w:unhideWhenUsed/>
   </w:style>
   <w:style w:type="table" w:default="1" w:styleId="a1">
